--- a/docs/word/09_ChatGPT_Project_Handoff_and_Deployment_Playbook.docx
+++ b/docs/word/09_ChatGPT_Project_Handoff_and_Deployment_Playbook.docx
@@ -5,7 +5,8 @@
     <w:p>
       <w:pPr>
         <w:pStyle w:val="Title"/>
-        <w:spacing w:after="120" w:before="180"/>
+        <w:spacing w:after="220"/>
+        <w:jc w:val="center"/>
       </w:pPr>
       <w:r>
         <w:rPr>
@@ -19,10 +20,13 @@
     </w:p>
     <w:p>
       <w:pPr>
-        <w:spacing w:after="120"/>
-      </w:pPr>
-      <w:r>
-        <w:rPr>
+        <w:spacing w:after="360"/>
+        <w:jc w:val="center"/>
+      </w:pPr>
+      <w:r>
+        <w:rPr>
+          <w:i/>
+          <w:iCs/>
           <w:sz w:val="22"/>
           <w:szCs w:val="22"/>
         </w:rPr>
@@ -32,7 +36,7 @@
     <w:p>
       <w:pPr>
         <w:pStyle w:val="Heading1"/>
-        <w:spacing w:after="120" w:before="180"/>
+        <w:spacing w:after="120" w:before="160"/>
       </w:pPr>
       <w:r>
         <w:rPr>
@@ -46,19 +50,19 @@
     </w:p>
     <w:p>
       <w:pPr>
-        <w:spacing w:after="120"/>
+        <w:spacing w:after="160"/>
       </w:pPr>
       <w:r>
         <w:rPr>
           <w:sz w:val="22"/>
           <w:szCs w:val="22"/>
         </w:rPr>
-        <w:t xml:space="preserve">Sports Shop Platform is a full-stack multi-tenant sports retail SaaS application. It was built from the YPMS roadmap document as a Phase 1 MVP covering tenant administration, staff login, RBAC, catalog, POS, custom production orders, customers, reports, branding, audit logs, and generated documentation.</w:t>
-      </w:r>
-    </w:p>
-    <w:p>
-      <w:pPr>
-        <w:spacing w:after="120"/>
+        <w:t xml:space="preserve">Sports Shop Platform is a full-stack multi-tenant sports retail SaaS application. It was built from the YPMS roadmap document and expanded into a professional jersey-shop platform covering tenant administration, staff login, RBAC, catalog, POS, credit sales, debts, custom production orders, design studio, customer messaging, supplier purchasing, shop networking, daily closing, exports, reports, branding, audit logs, and generated documentation.</w:t>
+      </w:r>
+    </w:p>
+    <w:p>
+      <w:pPr>
+        <w:spacing w:after="160"/>
       </w:pPr>
       <w:r>
         <w:rPr>
@@ -71,7 +75,7 @@
     <w:p>
       <w:pPr>
         <w:pStyle w:val="Heading1"/>
-        <w:spacing w:after="120" w:before="180"/>
+        <w:spacing w:after="120" w:before="160"/>
       </w:pPr>
       <w:r>
         <w:rPr>
@@ -90,24 +94,24 @@
           <w:ilvl w:val="0"/>
           <w:numId w:val="1"/>
         </w:numPr>
-        <w:spacing w:after="80"/>
-      </w:pPr>
-      <w:r>
-        <w:rPr>
-          <w:sz w:val="21"/>
-          <w:szCs w:val="21"/>
-        </w:rPr>
-        <w:t xml:space="preserve">Local path: C:\Users\DDK\Documents\Jersey\sports-shop-platform</w:t>
-      </w:r>
-    </w:p>
-    <w:p>
-      <w:pPr>
-        <w:pStyle w:val="ListParagraph"/>
-        <w:numPr>
-          <w:ilvl w:val="0"/>
-          <w:numId w:val="1"/>
-        </w:numPr>
-        <w:spacing w:after="80"/>
+        <w:spacing w:after="100"/>
+      </w:pPr>
+      <w:r>
+        <w:rPr>
+          <w:sz w:val="21"/>
+          <w:szCs w:val="21"/>
+        </w:rPr>
+        <w:t xml:space="preserve">Local path: C:\Users\DDK\Documents\Jersey\sports-shop-platform-github-ready</w:t>
+      </w:r>
+    </w:p>
+    <w:p>
+      <w:pPr>
+        <w:pStyle w:val="ListParagraph"/>
+        <w:numPr>
+          <w:ilvl w:val="0"/>
+          <w:numId w:val="1"/>
+        </w:numPr>
+        <w:spacing w:after="100"/>
       </w:pPr>
       <w:r>
         <w:rPr>
@@ -124,7 +128,7 @@
           <w:ilvl w:val="0"/>
           <w:numId w:val="1"/>
         </w:numPr>
-        <w:spacing w:after="80"/>
+        <w:spacing w:after="100"/>
       </w:pPr>
       <w:r>
         <w:rPr>
@@ -141,7 +145,7 @@
           <w:ilvl w:val="0"/>
           <w:numId w:val="1"/>
         </w:numPr>
-        <w:spacing w:after="80"/>
+        <w:spacing w:after="100"/>
       </w:pPr>
       <w:r>
         <w:rPr>
@@ -158,7 +162,7 @@
           <w:ilvl w:val="0"/>
           <w:numId w:val="1"/>
         </w:numPr>
-        <w:spacing w:after="80"/>
+        <w:spacing w:after="100"/>
       </w:pPr>
       <w:r>
         <w:rPr>
@@ -175,7 +179,7 @@
           <w:ilvl w:val="0"/>
           <w:numId w:val="1"/>
         </w:numPr>
-        <w:spacing w:after="80"/>
+        <w:spacing w:after="100"/>
       </w:pPr>
       <w:r>
         <w:rPr>
@@ -192,7 +196,7 @@
           <w:ilvl w:val="0"/>
           <w:numId w:val="1"/>
         </w:numPr>
-        <w:spacing w:after="80"/>
+        <w:spacing w:after="100"/>
       </w:pPr>
       <w:r>
         <w:rPr>
@@ -209,7 +213,7 @@
           <w:ilvl w:val="0"/>
           <w:numId w:val="1"/>
         </w:numPr>
-        <w:spacing w:after="80"/>
+        <w:spacing w:after="100"/>
       </w:pPr>
       <w:r>
         <w:rPr>
@@ -221,8 +225,25 @@
     </w:p>
     <w:p>
       <w:pPr>
+        <w:pStyle w:val="ListParagraph"/>
+        <w:numPr>
+          <w:ilvl w:val="0"/>
+          <w:numId w:val="1"/>
+        </w:numPr>
+        <w:spacing w:after="100"/>
+      </w:pPr>
+      <w:r>
+        <w:rPr>
+          <w:sz w:val="21"/>
+          <w:szCs w:val="21"/>
+        </w:rPr>
+        <w:t xml:space="preserve">Operations upgrade migration: prisma/migrations/20260719153000_ops_network_closing/migration.sql.</w:t>
+      </w:r>
+    </w:p>
+    <w:p>
+      <w:pPr>
         <w:pStyle w:val="Heading1"/>
-        <w:spacing w:after="120" w:before="180"/>
+        <w:spacing w:after="120" w:before="160"/>
       </w:pPr>
       <w:r>
         <w:rPr>
@@ -241,7 +262,7 @@
           <w:ilvl w:val="0"/>
           <w:numId w:val="1"/>
         </w:numPr>
-        <w:spacing w:after="80"/>
+        <w:spacing w:after="100"/>
       </w:pPr>
       <w:r>
         <w:rPr>
@@ -258,7 +279,7 @@
           <w:ilvl w:val="0"/>
           <w:numId w:val="1"/>
         </w:numPr>
-        <w:spacing w:after="80"/>
+        <w:spacing w:after="100"/>
       </w:pPr>
       <w:r>
         <w:rPr>
@@ -275,7 +296,7 @@
           <w:ilvl w:val="0"/>
           <w:numId w:val="1"/>
         </w:numPr>
-        <w:spacing w:after="80"/>
+        <w:spacing w:after="100"/>
       </w:pPr>
       <w:r>
         <w:rPr>
@@ -292,7 +313,7 @@
           <w:ilvl w:val="0"/>
           <w:numId w:val="1"/>
         </w:numPr>
-        <w:spacing w:after="80"/>
+        <w:spacing w:after="100"/>
       </w:pPr>
       <w:r>
         <w:rPr>
@@ -309,7 +330,7 @@
           <w:ilvl w:val="0"/>
           <w:numId w:val="1"/>
         </w:numPr>
-        <w:spacing w:after="80"/>
+        <w:spacing w:after="100"/>
       </w:pPr>
       <w:r>
         <w:rPr>
@@ -326,7 +347,7 @@
           <w:ilvl w:val="0"/>
           <w:numId w:val="1"/>
         </w:numPr>
-        <w:spacing w:after="80"/>
+        <w:spacing w:after="100"/>
       </w:pPr>
       <w:r>
         <w:rPr>
@@ -343,7 +364,7 @@
           <w:ilvl w:val="0"/>
           <w:numId w:val="1"/>
         </w:numPr>
-        <w:spacing w:after="80"/>
+        <w:spacing w:after="100"/>
       </w:pPr>
       <w:r>
         <w:rPr>
@@ -360,7 +381,24 @@
           <w:ilvl w:val="0"/>
           <w:numId w:val="1"/>
         </w:numPr>
-        <w:spacing w:after="80"/>
+        <w:spacing w:after="100"/>
+      </w:pPr>
+      <w:r>
+        <w:rPr>
+          <w:sz w:val="21"/>
+          <w:szCs w:val="21"/>
+        </w:rPr>
+        <w:t xml:space="preserve">POS store-credit flow that creates debts and installment schedules automatically.</w:t>
+      </w:r>
+    </w:p>
+    <w:p>
+      <w:pPr>
+        <w:pStyle w:val="ListParagraph"/>
+        <w:numPr>
+          <w:ilvl w:val="0"/>
+          <w:numId w:val="1"/>
+        </w:numPr>
+        <w:spacing w:after="100"/>
       </w:pPr>
       <w:r>
         <w:rPr>
@@ -377,7 +415,109 @@
           <w:ilvl w:val="0"/>
           <w:numId w:val="1"/>
         </w:numPr>
-        <w:spacing w:after="80"/>
+        <w:spacing w:after="100"/>
+      </w:pPr>
+      <w:r>
+        <w:rPr>
+          <w:sz w:val="21"/>
+          <w:szCs w:val="21"/>
+        </w:rPr>
+        <w:t xml:space="preserve">Daily Closing module at /dashboard/closing with manual counted cash, expected system totals, variance status, history, and printable exports.</w:t>
+      </w:r>
+    </w:p>
+    <w:p>
+      <w:pPr>
+        <w:pStyle w:val="ListParagraph"/>
+        <w:numPr>
+          <w:ilvl w:val="0"/>
+          <w:numId w:val="1"/>
+        </w:numPr>
+        <w:spacing w:after="100"/>
+      </w:pPr>
+      <w:r>
+        <w:rPr>
+          <w:sz w:val="21"/>
+          <w:szCs w:val="21"/>
+        </w:rPr>
+        <w:t xml:space="preserve">Exports Center at /dashboard/exports for POS, payment modes, debts, daily closing, catalog, suppliers, shop network, design jobs, messages, and activity logs.</w:t>
+      </w:r>
+    </w:p>
+    <w:p>
+      <w:pPr>
+        <w:pStyle w:val="ListParagraph"/>
+        <w:numPr>
+          <w:ilvl w:val="0"/>
+          <w:numId w:val="1"/>
+        </w:numPr>
+        <w:spacing w:after="100"/>
+      </w:pPr>
+      <w:r>
+        <w:rPr>
+          <w:sz w:val="21"/>
+          <w:szCs w:val="21"/>
+        </w:rPr>
+        <w:t xml:space="preserve">Design Studio at /dashboard/designs with garment styles, layers, vinyl colors, heat press presets, cutter profiles, registration marks, weed boxes, mirrored HTV mode, SVG export, JSON job export, and PLT cut-path export.</w:t>
+      </w:r>
+    </w:p>
+    <w:p>
+      <w:pPr>
+        <w:pStyle w:val="ListParagraph"/>
+        <w:numPr>
+          <w:ilvl w:val="0"/>
+          <w:numId w:val="1"/>
+        </w:numPr>
+        <w:spacing w:after="100"/>
+      </w:pPr>
+      <w:r>
+        <w:rPr>
+          <w:sz w:val="21"/>
+          <w:szCs w:val="21"/>
+        </w:rPr>
+        <w:t xml:space="preserve">Supplier management at /dashboard/suppliers plus /supplier supplier portal login and purchase order acknowledgement.</w:t>
+      </w:r>
+    </w:p>
+    <w:p>
+      <w:pPr>
+        <w:pStyle w:val="ListParagraph"/>
+        <w:numPr>
+          <w:ilvl w:val="0"/>
+          <w:numId w:val="1"/>
+        </w:numPr>
+        <w:spacing w:after="100"/>
+      </w:pPr>
+      <w:r>
+        <w:rPr>
+          <w:sz w:val="21"/>
+          <w:szCs w:val="21"/>
+        </w:rPr>
+        <w:t xml:space="preserve">Shop Network at /dashboard/network with unique shop codes, trusted shop links, outgoing requests, incoming requests, and stock-checked fulfillment.</w:t>
+      </w:r>
+    </w:p>
+    <w:p>
+      <w:pPr>
+        <w:pStyle w:val="ListParagraph"/>
+        <w:numPr>
+          <w:ilvl w:val="0"/>
+          <w:numId w:val="1"/>
+        </w:numPr>
+        <w:spacing w:after="100"/>
+      </w:pPr>
+      <w:r>
+        <w:rPr>
+          <w:sz w:val="21"/>
+          <w:szCs w:val="21"/>
+        </w:rPr>
+        <w:t xml:space="preserve">Public shop ordering with Paystack initialization and per-shop subaccount routing fields.</w:t>
+      </w:r>
+    </w:p>
+    <w:p>
+      <w:pPr>
+        <w:pStyle w:val="ListParagraph"/>
+        <w:numPr>
+          <w:ilvl w:val="0"/>
+          <w:numId w:val="1"/>
+        </w:numPr>
+        <w:spacing w:after="100"/>
       </w:pPr>
       <w:r>
         <w:rPr>
@@ -394,7 +534,7 @@
           <w:ilvl w:val="0"/>
           <w:numId w:val="1"/>
         </w:numPr>
-        <w:spacing w:after="80"/>
+        <w:spacing w:after="100"/>
       </w:pPr>
       <w:r>
         <w:rPr>
@@ -411,7 +551,7 @@
           <w:ilvl w:val="0"/>
           <w:numId w:val="1"/>
         </w:numPr>
-        <w:spacing w:after="80"/>
+        <w:spacing w:after="100"/>
       </w:pPr>
       <w:r>
         <w:rPr>
@@ -424,7 +564,7 @@
     <w:p>
       <w:pPr>
         <w:pStyle w:val="Heading1"/>
-        <w:spacing w:after="120" w:before="180"/>
+        <w:spacing w:after="120" w:before="160"/>
       </w:pPr>
       <w:r>
         <w:rPr>
@@ -443,7 +583,7 @@
           <w:ilvl w:val="0"/>
           <w:numId w:val="1"/>
         </w:numPr>
-        <w:spacing w:after="80"/>
+        <w:spacing w:after="100"/>
       </w:pPr>
       <w:r>
         <w:rPr>
@@ -460,7 +600,7 @@
           <w:ilvl w:val="0"/>
           <w:numId w:val="1"/>
         </w:numPr>
-        <w:spacing w:after="80"/>
+        <w:spacing w:after="100"/>
       </w:pPr>
       <w:r>
         <w:rPr>
@@ -477,7 +617,7 @@
           <w:ilvl w:val="0"/>
           <w:numId w:val="1"/>
         </w:numPr>
-        <w:spacing w:after="80"/>
+        <w:spacing w:after="100"/>
       </w:pPr>
       <w:r>
         <w:rPr>
@@ -494,7 +634,7 @@
           <w:ilvl w:val="0"/>
           <w:numId w:val="1"/>
         </w:numPr>
-        <w:spacing w:after="80"/>
+        <w:spacing w:after="100"/>
       </w:pPr>
       <w:r>
         <w:rPr>
@@ -511,7 +651,7 @@
           <w:ilvl w:val="0"/>
           <w:numId w:val="1"/>
         </w:numPr>
-        <w:spacing w:after="80"/>
+        <w:spacing w:after="100"/>
       </w:pPr>
       <w:r>
         <w:rPr>
@@ -528,7 +668,41 @@
           <w:ilvl w:val="0"/>
           <w:numId w:val="1"/>
         </w:numPr>
-        <w:spacing w:after="80"/>
+        <w:spacing w:after="100"/>
+      </w:pPr>
+      <w:r>
+        <w:rPr>
+          <w:sz w:val="21"/>
+          <w:szCs w:val="21"/>
+        </w:rPr>
+        <w:t xml:space="preserve">src/app/api/exports/route.ts: protected report export engine for PDF, Word, and Excel-compatible downloads.</w:t>
+      </w:r>
+    </w:p>
+    <w:p>
+      <w:pPr>
+        <w:pStyle w:val="ListParagraph"/>
+        <w:numPr>
+          <w:ilvl w:val="0"/>
+          <w:numId w:val="1"/>
+        </w:numPr>
+        <w:spacing w:after="100"/>
+      </w:pPr>
+      <w:r>
+        <w:rPr>
+          <w:sz w:val="21"/>
+          <w:szCs w:val="21"/>
+        </w:rPr>
+        <w:t xml:space="preserve">src/app/api/public-order/route.ts: public order creation and Paystack initialization with shop subaccount routing.</w:t>
+      </w:r>
+    </w:p>
+    <w:p>
+      <w:pPr>
+        <w:pStyle w:val="ListParagraph"/>
+        <w:numPr>
+          <w:ilvl w:val="0"/>
+          <w:numId w:val="1"/>
+        </w:numPr>
+        <w:spacing w:after="100"/>
       </w:pPr>
       <w:r>
         <w:rPr>
@@ -545,7 +719,75 @@
           <w:ilvl w:val="0"/>
           <w:numId w:val="1"/>
         </w:numPr>
-        <w:spacing w:after="80"/>
+        <w:spacing w:after="100"/>
+      </w:pPr>
+      <w:r>
+        <w:rPr>
+          <w:sz w:val="21"/>
+          <w:szCs w:val="21"/>
+        </w:rPr>
+        <w:t xml:space="preserve">src/app/dashboard/closing/*: daily closing page and server action.</w:t>
+      </w:r>
+    </w:p>
+    <w:p>
+      <w:pPr>
+        <w:pStyle w:val="ListParagraph"/>
+        <w:numPr>
+          <w:ilvl w:val="0"/>
+          <w:numId w:val="1"/>
+        </w:numPr>
+        <w:spacing w:after="100"/>
+      </w:pPr>
+      <w:r>
+        <w:rPr>
+          <w:sz w:val="21"/>
+          <w:szCs w:val="21"/>
+        </w:rPr>
+        <w:t xml:space="preserve">src/app/dashboard/suppliers/* and src/app/supplier/*: supplier management and supplier portal.</w:t>
+      </w:r>
+    </w:p>
+    <w:p>
+      <w:pPr>
+        <w:pStyle w:val="ListParagraph"/>
+        <w:numPr>
+          <w:ilvl w:val="0"/>
+          <w:numId w:val="1"/>
+        </w:numPr>
+        <w:spacing w:after="100"/>
+      </w:pPr>
+      <w:r>
+        <w:rPr>
+          <w:sz w:val="21"/>
+          <w:szCs w:val="21"/>
+        </w:rPr>
+        <w:t xml:space="preserve">src/app/dashboard/network/*: shop-to-shop linking and transfer requests.</w:t>
+      </w:r>
+    </w:p>
+    <w:p>
+      <w:pPr>
+        <w:pStyle w:val="ListParagraph"/>
+        <w:numPr>
+          <w:ilvl w:val="0"/>
+          <w:numId w:val="1"/>
+        </w:numPr>
+        <w:spacing w:after="100"/>
+      </w:pPr>
+      <w:r>
+        <w:rPr>
+          <w:sz w:val="21"/>
+          <w:szCs w:val="21"/>
+        </w:rPr>
+        <w:t xml:space="preserve">src/components/design/design-studio.tsx: browser-side jersey production design surface.</w:t>
+      </w:r>
+    </w:p>
+    <w:p>
+      <w:pPr>
+        <w:pStyle w:val="ListParagraph"/>
+        <w:numPr>
+          <w:ilvl w:val="0"/>
+          <w:numId w:val="1"/>
+        </w:numPr>
+        <w:spacing w:after="100"/>
       </w:pPr>
       <w:r>
         <w:rPr>
@@ -562,7 +804,7 @@
           <w:ilvl w:val="0"/>
           <w:numId w:val="1"/>
         </w:numPr>
-        <w:spacing w:after="80"/>
+        <w:spacing w:after="100"/>
       </w:pPr>
       <w:r>
         <w:rPr>
@@ -579,7 +821,7 @@
           <w:ilvl w:val="0"/>
           <w:numId w:val="1"/>
         </w:numPr>
-        <w:spacing w:after="80"/>
+        <w:spacing w:after="100"/>
       </w:pPr>
       <w:r>
         <w:rPr>
@@ -596,7 +838,7 @@
           <w:ilvl w:val="0"/>
           <w:numId w:val="1"/>
         </w:numPr>
-        <w:spacing w:after="80"/>
+        <w:spacing w:after="100"/>
       </w:pPr>
       <w:r>
         <w:rPr>
@@ -609,7 +851,7 @@
     <w:p>
       <w:pPr>
         <w:pStyle w:val="Heading1"/>
-        <w:spacing w:after="120" w:before="180"/>
+        <w:spacing w:after="120" w:before="160"/>
       </w:pPr>
       <w:r>
         <w:rPr>
@@ -623,91 +865,91 @@
     </w:p>
     <w:p>
       <w:pPr>
-        <w:spacing w:after="60"/>
+        <w:spacing w:after="80"/>
       </w:pPr>
       <w:r>
         <w:rPr>
           <w:rFonts w:ascii="Consolas" w:cs="Consolas" w:eastAsia="Consolas" w:hAnsi="Consolas"/>
-          <w:sz w:val="19"/>
-          <w:szCs w:val="19"/>
+          <w:sz w:val="20"/>
+          <w:szCs w:val="20"/>
         </w:rPr>
         <w:t xml:space="preserve">npm.cmd install</w:t>
       </w:r>
     </w:p>
     <w:p>
       <w:pPr>
-        <w:spacing w:after="60"/>
+        <w:spacing w:after="80"/>
       </w:pPr>
       <w:r>
         <w:rPr>
           <w:rFonts w:ascii="Consolas" w:cs="Consolas" w:eastAsia="Consolas" w:hAnsi="Consolas"/>
-          <w:sz w:val="19"/>
-          <w:szCs w:val="19"/>
+          <w:sz w:val="20"/>
+          <w:szCs w:val="20"/>
         </w:rPr>
         <w:t xml:space="preserve">npm.cmd run setup:demo</w:t>
       </w:r>
     </w:p>
     <w:p>
       <w:pPr>
-        <w:spacing w:after="60"/>
+        <w:spacing w:after="80"/>
       </w:pPr>
       <w:r>
         <w:rPr>
           <w:rFonts w:ascii="Consolas" w:cs="Consolas" w:eastAsia="Consolas" w:hAnsi="Consolas"/>
-          <w:sz w:val="19"/>
-          <w:szCs w:val="19"/>
+          <w:sz w:val="20"/>
+          <w:szCs w:val="20"/>
         </w:rPr>
         <w:t xml:space="preserve">npm.cmd run dev</w:t>
       </w:r>
     </w:p>
     <w:p>
       <w:pPr>
-        <w:spacing w:after="60"/>
+        <w:spacing w:after="80"/>
       </w:pPr>
       <w:r>
         <w:rPr>
           <w:rFonts w:ascii="Consolas" w:cs="Consolas" w:eastAsia="Consolas" w:hAnsi="Consolas"/>
-          <w:sz w:val="19"/>
-          <w:szCs w:val="19"/>
+          <w:sz w:val="20"/>
+          <w:szCs w:val="20"/>
         </w:rPr>
         <w:t xml:space="preserve">npm.cmd run lint</w:t>
       </w:r>
     </w:p>
     <w:p>
       <w:pPr>
-        <w:spacing w:after="60"/>
+        <w:spacing w:after="80"/>
       </w:pPr>
       <w:r>
         <w:rPr>
           <w:rFonts w:ascii="Consolas" w:cs="Consolas" w:eastAsia="Consolas" w:hAnsi="Consolas"/>
-          <w:sz w:val="19"/>
-          <w:szCs w:val="19"/>
+          <w:sz w:val="20"/>
+          <w:szCs w:val="20"/>
         </w:rPr>
         <w:t xml:space="preserve">npm.cmd run test</w:t>
       </w:r>
     </w:p>
     <w:p>
       <w:pPr>
-        <w:spacing w:after="60"/>
+        <w:spacing w:after="80"/>
       </w:pPr>
       <w:r>
         <w:rPr>
           <w:rFonts w:ascii="Consolas" w:cs="Consolas" w:eastAsia="Consolas" w:hAnsi="Consolas"/>
-          <w:sz w:val="19"/>
-          <w:szCs w:val="19"/>
+          <w:sz w:val="20"/>
+          <w:szCs w:val="20"/>
         </w:rPr>
         <w:t xml:space="preserve">npm.cmd run build</w:t>
       </w:r>
     </w:p>
     <w:p>
       <w:pPr>
-        <w:spacing w:after="60"/>
+        <w:spacing w:after="80"/>
       </w:pPr>
       <w:r>
         <w:rPr>
           <w:rFonts w:ascii="Consolas" w:cs="Consolas" w:eastAsia="Consolas" w:hAnsi="Consolas"/>
-          <w:sz w:val="19"/>
-          <w:szCs w:val="19"/>
+          <w:sz w:val="20"/>
+          <w:szCs w:val="20"/>
         </w:rPr>
         <w:t xml:space="preserve">npm.cmd run docs:generate</w:t>
       </w:r>
@@ -715,7 +957,7 @@
     <w:p>
       <w:pPr>
         <w:pStyle w:val="Heading1"/>
-        <w:spacing w:after="120" w:before="180"/>
+        <w:spacing w:after="120" w:before="160"/>
       </w:pPr>
       <w:r>
         <w:rPr>
@@ -734,24 +976,24 @@
           <w:ilvl w:val="0"/>
           <w:numId w:val="1"/>
         </w:numPr>
-        <w:spacing w:after="80"/>
-      </w:pPr>
-      <w:r>
-        <w:rPr>
-          <w:sz w:val="21"/>
-          <w:szCs w:val="21"/>
-        </w:rPr>
-        <w:t xml:space="preserve">Password for all seeded accounts: ChangeMe123!</w:t>
-      </w:r>
-    </w:p>
-    <w:p>
-      <w:pPr>
-        <w:pStyle w:val="ListParagraph"/>
-        <w:numPr>
-          <w:ilvl w:val="0"/>
-          <w:numId w:val="1"/>
-        </w:numPr>
-        <w:spacing w:after="80"/>
+        <w:spacing w:after="100"/>
+      </w:pPr>
+      <w:r>
+        <w:rPr>
+          <w:sz w:val="21"/>
+          <w:szCs w:val="21"/>
+        </w:rPr>
+        <w:t xml:space="preserve">Password for all seeded accounts: Ghana123</w:t>
+      </w:r>
+    </w:p>
+    <w:p>
+      <w:pPr>
+        <w:pStyle w:val="ListParagraph"/>
+        <w:numPr>
+          <w:ilvl w:val="0"/>
+          <w:numId w:val="1"/>
+        </w:numPr>
+        <w:spacing w:after="100"/>
       </w:pPr>
       <w:r>
         <w:rPr>
@@ -768,7 +1010,7 @@
           <w:ilvl w:val="0"/>
           <w:numId w:val="1"/>
         </w:numPr>
-        <w:spacing w:after="80"/>
+        <w:spacing w:after="100"/>
       </w:pPr>
       <w:r>
         <w:rPr>
@@ -785,7 +1027,7 @@
           <w:ilvl w:val="0"/>
           <w:numId w:val="1"/>
         </w:numPr>
-        <w:spacing w:after="80"/>
+        <w:spacing w:after="100"/>
       </w:pPr>
       <w:r>
         <w:rPr>
@@ -802,7 +1044,7 @@
           <w:ilvl w:val="0"/>
           <w:numId w:val="1"/>
         </w:numPr>
-        <w:spacing w:after="80"/>
+        <w:spacing w:after="100"/>
       </w:pPr>
       <w:r>
         <w:rPr>
@@ -819,7 +1061,7 @@
           <w:ilvl w:val="0"/>
           <w:numId w:val="1"/>
         </w:numPr>
-        <w:spacing w:after="80"/>
+        <w:spacing w:after="100"/>
       </w:pPr>
       <w:r>
         <w:rPr>
@@ -836,7 +1078,7 @@
           <w:ilvl w:val="0"/>
           <w:numId w:val="1"/>
         </w:numPr>
-        <w:spacing w:after="80"/>
+        <w:spacing w:after="100"/>
       </w:pPr>
       <w:r>
         <w:rPr>
@@ -848,8 +1090,25 @@
     </w:p>
     <w:p>
       <w:pPr>
+        <w:pStyle w:val="ListParagraph"/>
+        <w:numPr>
+          <w:ilvl w:val="0"/>
+          <w:numId w:val="1"/>
+        </w:numPr>
+        <w:spacing w:after="100"/>
+      </w:pPr>
+      <w:r>
+        <w:rPr>
+          <w:sz w:val="21"/>
+          <w:szCs w:val="21"/>
+        </w:rPr>
+        <w:t xml:space="preserve">supplier@accra.test: supplier portal.</w:t>
+      </w:r>
+    </w:p>
+    <w:p>
+      <w:pPr>
         <w:pStyle w:val="Heading1"/>
-        <w:spacing w:after="120" w:before="180"/>
+        <w:spacing w:after="120" w:before="160"/>
       </w:pPr>
       <w:r>
         <w:rPr>
@@ -863,19 +1122,19 @@
     </w:p>
     <w:p>
       <w:pPr>
-        <w:spacing w:after="120"/>
+        <w:spacing w:after="160"/>
       </w:pPr>
       <w:r>
         <w:rPr>
           <w:sz w:val="22"/>
           <w:szCs w:val="22"/>
         </w:rPr>
-        <w:t xml:space="preserve">The exact split of backend plus database on Railway and frontend on Cloudflare Pages is not the best fit for this codebase as it exists today. The backend is not a separate Express, Nest, or FastAPI service; it is integrated into Next.js through route handlers and server actions. If only static frontend files are sent to Cloudflare Pages, login, dashboard data, POS checkout, reports, order updates, and receipts will break unless the backend is refactored into a separate API service and the frontend is changed to call that API.</w:t>
-      </w:r>
-    </w:p>
-    <w:p>
-      <w:pPr>
-        <w:spacing w:after="120"/>
+        <w:t xml:space="preserve">The exact split of backend plus database on Railway and frontend on Cloudflare Pages is not the best fit for this codebase as it exists today. The backend is not a separate Express/Nest/FastAPI service; it is integrated into Next.js through route handlers and server actions. If only static frontend files are sent to Cloudflare Pages, login, dashboard data, POS checkout, reports, order updates, and receipts will break unless the backend is refactored into a separate API service and the frontend is changed to call that API.</w:t>
+      </w:r>
+    </w:p>
+    <w:p>
+      <w:pPr>
+        <w:spacing w:after="160"/>
       </w:pPr>
       <w:r>
         <w:rPr>
@@ -887,7 +1146,7 @@
     </w:p>
     <w:p>
       <w:pPr>
-        <w:spacing w:after="120"/>
+        <w:spacing w:after="160"/>
       </w:pPr>
       <w:r>
         <w:rPr>
@@ -900,7 +1159,7 @@
     <w:p>
       <w:pPr>
         <w:pStyle w:val="Heading1"/>
-        <w:spacing w:after="120" w:before="180"/>
+        <w:spacing w:after="120" w:before="160"/>
       </w:pPr>
       <w:r>
         <w:rPr>
@@ -919,24 +1178,24 @@
           <w:ilvl w:val="0"/>
           <w:numId w:val="1"/>
         </w:numPr>
-        <w:spacing w:after="80"/>
-      </w:pPr>
-      <w:r>
-        <w:rPr>
-          <w:sz w:val="21"/>
-          <w:szCs w:val="21"/>
-        </w:rPr>
-        <w:t xml:space="preserve">Step 1: Push sports-shop-platform to a private GitHub repository.</w:t>
-      </w:r>
-    </w:p>
-    <w:p>
-      <w:pPr>
-        <w:pStyle w:val="ListParagraph"/>
-        <w:numPr>
-          <w:ilvl w:val="0"/>
-          <w:numId w:val="1"/>
-        </w:numPr>
-        <w:spacing w:after="80"/>
+        <w:spacing w:after="100"/>
+      </w:pPr>
+      <w:r>
+        <w:rPr>
+          <w:sz w:val="21"/>
+          <w:szCs w:val="21"/>
+        </w:rPr>
+        <w:t xml:space="preserve">Step 1: Push sports-shop-platform-github-ready to a private GitHub repository.</w:t>
+      </w:r>
+    </w:p>
+    <w:p>
+      <w:pPr>
+        <w:pStyle w:val="ListParagraph"/>
+        <w:numPr>
+          <w:ilvl w:val="0"/>
+          <w:numId w:val="1"/>
+        </w:numPr>
+        <w:spacing w:after="100"/>
       </w:pPr>
       <w:r>
         <w:rPr>
@@ -953,7 +1212,7 @@
           <w:ilvl w:val="0"/>
           <w:numId w:val="1"/>
         </w:numPr>
-        <w:spacing w:after="80"/>
+        <w:spacing w:after="100"/>
       </w:pPr>
       <w:r>
         <w:rPr>
@@ -970,7 +1229,7 @@
           <w:ilvl w:val="0"/>
           <w:numId w:val="1"/>
         </w:numPr>
-        <w:spacing w:after="80"/>
+        <w:spacing w:after="100"/>
       </w:pPr>
       <w:r>
         <w:rPr>
@@ -987,7 +1246,7 @@
           <w:ilvl w:val="0"/>
           <w:numId w:val="1"/>
         </w:numPr>
-        <w:spacing w:after="80"/>
+        <w:spacing w:after="100"/>
       </w:pPr>
       <w:r>
         <w:rPr>
@@ -1004,7 +1263,7 @@
           <w:ilvl w:val="0"/>
           <w:numId w:val="1"/>
         </w:numPr>
-        <w:spacing w:after="80"/>
+        <w:spacing w:after="100"/>
       </w:pPr>
       <w:r>
         <w:rPr>
@@ -1021,7 +1280,7 @@
           <w:ilvl w:val="0"/>
           <w:numId w:val="1"/>
         </w:numPr>
-        <w:spacing w:after="80"/>
+        <w:spacing w:after="100"/>
       </w:pPr>
       <w:r>
         <w:rPr>
@@ -1038,7 +1297,7 @@
           <w:ilvl w:val="0"/>
           <w:numId w:val="1"/>
         </w:numPr>
-        <w:spacing w:after="80"/>
+        <w:spacing w:after="100"/>
       </w:pPr>
       <w:r>
         <w:rPr>
@@ -1051,7 +1310,7 @@
     <w:p>
       <w:pPr>
         <w:pStyle w:val="Heading1"/>
-        <w:spacing w:after="120" w:before="180"/>
+        <w:spacing w:after="120" w:before="160"/>
       </w:pPr>
       <w:r>
         <w:rPr>
@@ -1065,103 +1324,103 @@
     </w:p>
     <w:p>
       <w:pPr>
-        <w:spacing w:after="120"/>
+        <w:spacing w:after="160"/>
       </w:pPr>
       <w:r>
         <w:rPr>
           <w:sz w:val="22"/>
           <w:szCs w:val="22"/>
         </w:rPr>
-        <w:t xml:space="preserve">Create a new empty GitHub repository. Do not initialize it with README, license, or gitignore because the project already has those files. Then run the following from the sports-shop-platform folder.</w:t>
-      </w:r>
-    </w:p>
-    <w:p>
-      <w:pPr>
-        <w:spacing w:after="60"/>
+        <w:t xml:space="preserve">Create a new empty GitHub repository. Do not initialize it with README, license, or gitignore because the project already has those files. Then run the following from the sports-shop-platform-github-ready folder.</w:t>
+      </w:r>
+    </w:p>
+    <w:p>
+      <w:pPr>
+        <w:spacing w:after="80"/>
       </w:pPr>
       <w:r>
         <w:rPr>
           <w:rFonts w:ascii="Consolas" w:cs="Consolas" w:eastAsia="Consolas" w:hAnsi="Consolas"/>
-          <w:sz w:val="19"/>
-          <w:szCs w:val="19"/>
-        </w:rPr>
-        <w:t xml:space="preserve">cd C:\Users\DDK\Documents\Jersey\sports-shop-platform</w:t>
-      </w:r>
-    </w:p>
-    <w:p>
-      <w:pPr>
-        <w:spacing w:after="60"/>
+          <w:sz w:val="20"/>
+          <w:szCs w:val="20"/>
+        </w:rPr>
+        <w:t xml:space="preserve">cd C:\Users\DDK\Documents\Jersey\sports-shop-platform-github-ready</w:t>
+      </w:r>
+    </w:p>
+    <w:p>
+      <w:pPr>
+        <w:spacing w:after="80"/>
       </w:pPr>
       <w:r>
         <w:rPr>
           <w:rFonts w:ascii="Consolas" w:cs="Consolas" w:eastAsia="Consolas" w:hAnsi="Consolas"/>
-          <w:sz w:val="19"/>
-          <w:szCs w:val="19"/>
+          <w:sz w:val="20"/>
+          <w:szCs w:val="20"/>
         </w:rPr>
         <w:t xml:space="preserve">git init</w:t>
       </w:r>
     </w:p>
     <w:p>
       <w:pPr>
-        <w:spacing w:after="60"/>
+        <w:spacing w:after="80"/>
       </w:pPr>
       <w:r>
         <w:rPr>
           <w:rFonts w:ascii="Consolas" w:cs="Consolas" w:eastAsia="Consolas" w:hAnsi="Consolas"/>
-          <w:sz w:val="19"/>
-          <w:szCs w:val="19"/>
+          <w:sz w:val="20"/>
+          <w:szCs w:val="20"/>
         </w:rPr>
         <w:t xml:space="preserve">git add .</w:t>
       </w:r>
     </w:p>
     <w:p>
       <w:pPr>
-        <w:spacing w:after="60"/>
+        <w:spacing w:after="80"/>
       </w:pPr>
       <w:r>
         <w:rPr>
           <w:rFonts w:ascii="Consolas" w:cs="Consolas" w:eastAsia="Consolas" w:hAnsi="Consolas"/>
-          <w:sz w:val="19"/>
-          <w:szCs w:val="19"/>
+          <w:sz w:val="20"/>
+          <w:szCs w:val="20"/>
         </w:rPr>
         <w:t xml:space="preserve">git commit -m "Initial Sports Shop Platform build"</w:t>
       </w:r>
     </w:p>
     <w:p>
       <w:pPr>
-        <w:spacing w:after="60"/>
+        <w:spacing w:after="80"/>
       </w:pPr>
       <w:r>
         <w:rPr>
           <w:rFonts w:ascii="Consolas" w:cs="Consolas" w:eastAsia="Consolas" w:hAnsi="Consolas"/>
-          <w:sz w:val="19"/>
-          <w:szCs w:val="19"/>
+          <w:sz w:val="20"/>
+          <w:szCs w:val="20"/>
         </w:rPr>
         <w:t xml:space="preserve">git branch -M main</w:t>
       </w:r>
     </w:p>
     <w:p>
       <w:pPr>
-        <w:spacing w:after="60"/>
+        <w:spacing w:after="80"/>
       </w:pPr>
       <w:r>
         <w:rPr>
           <w:rFonts w:ascii="Consolas" w:cs="Consolas" w:eastAsia="Consolas" w:hAnsi="Consolas"/>
-          <w:sz w:val="19"/>
-          <w:szCs w:val="19"/>
-        </w:rPr>
-        <w:t xml:space="preserve">git remote add origin https://github.com/YOUR-USERNAME/sports-shop-platform.git</w:t>
-      </w:r>
-    </w:p>
-    <w:p>
-      <w:pPr>
-        <w:spacing w:after="60"/>
+          <w:sz w:val="20"/>
+          <w:szCs w:val="20"/>
+        </w:rPr>
+        <w:t xml:space="preserve">git remote add origin https://github.com/YOUR-USERNAME/sports-shop-platform-github-ready.git</w:t>
+      </w:r>
+    </w:p>
+    <w:p>
+      <w:pPr>
+        <w:spacing w:after="80"/>
       </w:pPr>
       <w:r>
         <w:rPr>
           <w:rFonts w:ascii="Consolas" w:cs="Consolas" w:eastAsia="Consolas" w:hAnsi="Consolas"/>
-          <w:sz w:val="19"/>
-          <w:szCs w:val="19"/>
+          <w:sz w:val="20"/>
+          <w:szCs w:val="20"/>
         </w:rPr>
         <w:t xml:space="preserve">git push -u origin main</w:t>
       </w:r>
@@ -1169,7 +1428,7 @@
     <w:p>
       <w:pPr>
         <w:pStyle w:val="Heading1"/>
-        <w:spacing w:after="120" w:before="180"/>
+        <w:spacing w:after="120" w:before="160"/>
       </w:pPr>
       <w:r>
         <w:rPr>
@@ -1188,7 +1447,7 @@
           <w:ilvl w:val="0"/>
           <w:numId w:val="1"/>
         </w:numPr>
-        <w:spacing w:after="80"/>
+        <w:spacing w:after="100"/>
       </w:pPr>
       <w:r>
         <w:rPr>
@@ -1205,24 +1464,24 @@
           <w:ilvl w:val="0"/>
           <w:numId w:val="1"/>
         </w:numPr>
-        <w:spacing w:after="80"/>
-      </w:pPr>
-      <w:r>
-        <w:rPr>
-          <w:sz w:val="21"/>
-          <w:szCs w:val="21"/>
-        </w:rPr>
-        <w:t xml:space="preserve">Select the sports-shop-platform repository.</w:t>
-      </w:r>
-    </w:p>
-    <w:p>
-      <w:pPr>
-        <w:pStyle w:val="ListParagraph"/>
-        <w:numPr>
-          <w:ilvl w:val="0"/>
-          <w:numId w:val="1"/>
-        </w:numPr>
-        <w:spacing w:after="80"/>
+        <w:spacing w:after="100"/>
+      </w:pPr>
+      <w:r>
+        <w:rPr>
+          <w:sz w:val="21"/>
+          <w:szCs w:val="21"/>
+        </w:rPr>
+        <w:t xml:space="preserve">Select the sports-shop-platform-github-ready repository.</w:t>
+      </w:r>
+    </w:p>
+    <w:p>
+      <w:pPr>
+        <w:pStyle w:val="ListParagraph"/>
+        <w:numPr>
+          <w:ilvl w:val="0"/>
+          <w:numId w:val="1"/>
+        </w:numPr>
+        <w:spacing w:after="100"/>
       </w:pPr>
       <w:r>
         <w:rPr>
@@ -1239,7 +1498,7 @@
           <w:ilvl w:val="0"/>
           <w:numId w:val="1"/>
         </w:numPr>
-        <w:spacing w:after="80"/>
+        <w:spacing w:after="100"/>
       </w:pPr>
       <w:r>
         <w:rPr>
@@ -1256,7 +1515,7 @@
           <w:ilvl w:val="0"/>
           <w:numId w:val="1"/>
         </w:numPr>
-        <w:spacing w:after="80"/>
+        <w:spacing w:after="100"/>
       </w:pPr>
       <w:r>
         <w:rPr>
@@ -1273,7 +1532,7 @@
           <w:ilvl w:val="0"/>
           <w:numId w:val="1"/>
         </w:numPr>
-        <w:spacing w:after="80"/>
+        <w:spacing w:after="100"/>
       </w:pPr>
       <w:r>
         <w:rPr>
@@ -1290,7 +1549,7 @@
           <w:ilvl w:val="0"/>
           <w:numId w:val="1"/>
         </w:numPr>
-        <w:spacing w:after="80"/>
+        <w:spacing w:after="100"/>
       </w:pPr>
       <w:r>
         <w:rPr>
@@ -1307,7 +1566,7 @@
           <w:ilvl w:val="0"/>
           <w:numId w:val="1"/>
         </w:numPr>
-        <w:spacing w:after="80"/>
+        <w:spacing w:after="100"/>
       </w:pPr>
       <w:r>
         <w:rPr>
@@ -1320,7 +1579,7 @@
     <w:p>
       <w:pPr>
         <w:pStyle w:val="Heading1"/>
-        <w:spacing w:after="120" w:before="180"/>
+        <w:spacing w:after="120" w:before="160"/>
       </w:pPr>
       <w:r>
         <w:rPr>
@@ -1339,7 +1598,7 @@
           <w:ilvl w:val="0"/>
           <w:numId w:val="1"/>
         </w:numPr>
-        <w:spacing w:after="80"/>
+        <w:spacing w:after="100"/>
       </w:pPr>
       <w:r>
         <w:rPr>
@@ -1356,7 +1615,7 @@
           <w:ilvl w:val="0"/>
           <w:numId w:val="1"/>
         </w:numPr>
-        <w:spacing w:after="80"/>
+        <w:spacing w:after="100"/>
       </w:pPr>
       <w:r>
         <w:rPr>
@@ -1373,7 +1632,7 @@
           <w:ilvl w:val="0"/>
           <w:numId w:val="1"/>
         </w:numPr>
-        <w:spacing w:after="80"/>
+        <w:spacing w:after="100"/>
       </w:pPr>
       <w:r>
         <w:rPr>
@@ -1386,7 +1645,7 @@
     <w:p>
       <w:pPr>
         <w:pStyle w:val="Heading1"/>
-        <w:spacing w:after="120" w:before="180"/>
+        <w:spacing w:after="120" w:before="160"/>
       </w:pPr>
       <w:r>
         <w:rPr>
@@ -1405,7 +1664,7 @@
           <w:ilvl w:val="0"/>
           <w:numId w:val="1"/>
         </w:numPr>
-        <w:spacing w:after="80"/>
+        <w:spacing w:after="100"/>
       </w:pPr>
       <w:r>
         <w:rPr>
@@ -1422,7 +1681,7 @@
           <w:ilvl w:val="0"/>
           <w:numId w:val="1"/>
         </w:numPr>
-        <w:spacing w:after="80"/>
+        <w:spacing w:after="100"/>
       </w:pPr>
       <w:r>
         <w:rPr>
@@ -1439,7 +1698,7 @@
           <w:ilvl w:val="0"/>
           <w:numId w:val="1"/>
         </w:numPr>
-        <w:spacing w:after="80"/>
+        <w:spacing w:after="100"/>
       </w:pPr>
       <w:r>
         <w:rPr>
@@ -1456,7 +1715,7 @@
           <w:ilvl w:val="0"/>
           <w:numId w:val="1"/>
         </w:numPr>
-        <w:spacing w:after="80"/>
+        <w:spacing w:after="100"/>
       </w:pPr>
       <w:r>
         <w:rPr>
@@ -1473,7 +1732,7 @@
           <w:ilvl w:val="0"/>
           <w:numId w:val="1"/>
         </w:numPr>
-        <w:spacing w:after="80"/>
+        <w:spacing w:after="100"/>
       </w:pPr>
       <w:r>
         <w:rPr>
@@ -1490,7 +1749,7 @@
           <w:ilvl w:val="0"/>
           <w:numId w:val="1"/>
         </w:numPr>
-        <w:spacing w:after="80"/>
+        <w:spacing w:after="100"/>
       </w:pPr>
       <w:r>
         <w:rPr>
@@ -1507,7 +1766,7 @@
           <w:ilvl w:val="0"/>
           <w:numId w:val="1"/>
         </w:numPr>
-        <w:spacing w:after="80"/>
+        <w:spacing w:after="100"/>
       </w:pPr>
       <w:r>
         <w:rPr>
@@ -1520,7 +1779,7 @@
     <w:p>
       <w:pPr>
         <w:pStyle w:val="Heading1"/>
-        <w:spacing w:after="120" w:before="180"/>
+        <w:spacing w:after="120" w:before="160"/>
       </w:pPr>
       <w:r>
         <w:rPr>
@@ -1534,7 +1793,7 @@
     </w:p>
     <w:p>
       <w:pPr>
-        <w:spacing w:after="120"/>
+        <w:spacing w:after="160"/>
       </w:pPr>
       <w:r>
         <w:rPr>
@@ -1546,125 +1805,151 @@
     </w:p>
     <w:p>
       <w:pPr>
-        <w:spacing w:after="60"/>
+        <w:spacing w:after="80"/>
       </w:pPr>
       <w:r>
         <w:rPr>
           <w:rFonts w:ascii="Consolas" w:cs="Consolas" w:eastAsia="Consolas" w:hAnsi="Consolas"/>
-          <w:sz w:val="19"/>
-          <w:szCs w:val="19"/>
+          <w:sz w:val="20"/>
+          <w:szCs w:val="20"/>
         </w:rPr>
         <w:t xml:space="preserve">You are helping me continue a project named Sports Shop Platform.</w:t>
       </w:r>
     </w:p>
     <w:p>
       <w:pPr>
-        <w:spacing w:after="60"/>
+        <w:spacing w:after="80"/>
       </w:pPr>
       <w:r>
         <w:rPr>
           <w:rFonts w:ascii="Consolas" w:cs="Consolas" w:eastAsia="Consolas" w:hAnsi="Consolas"/>
-          <w:sz w:val="19"/>
-          <w:szCs w:val="19"/>
+          <w:sz w:val="20"/>
+          <w:szCs w:val="20"/>
         </w:rPr>
         <w:t xml:space="preserve">It is a full-stack Next.js 16 App Router + TypeScript + Prisma v7 + PostgreSQL multi-tenant sports retail SaaS.</w:t>
       </w:r>
     </w:p>
     <w:p>
       <w:pPr>
-        <w:spacing w:after="60"/>
+        <w:spacing w:after="80"/>
       </w:pPr>
       <w:r>
         <w:rPr>
           <w:rFonts w:ascii="Consolas" w:cs="Consolas" w:eastAsia="Consolas" w:hAnsi="Consolas"/>
-          <w:sz w:val="19"/>
-          <w:szCs w:val="19"/>
+          <w:sz w:val="20"/>
+          <w:szCs w:val="20"/>
         </w:rPr>
         <w:t xml:space="preserve">Read the repository first. Important files: prisma/schema.prisma, src/lib/db.ts, src/lib/auth.ts, src/lib/rbac.ts, src/proxy.ts, src/app/dashboard, src/app/admin, src/app/api, scripts/generate-docs.ts, railway.toml.</w:t>
       </w:r>
     </w:p>
     <w:p>
       <w:pPr>
-        <w:spacing w:after="60"/>
+        <w:spacing w:after="80"/>
       </w:pPr>
       <w:r>
         <w:rPr>
           <w:rFonts w:ascii="Consolas" w:cs="Consolas" w:eastAsia="Consolas" w:hAnsi="Consolas"/>
-          <w:sz w:val="19"/>
-          <w:szCs w:val="19"/>
+          <w:sz w:val="20"/>
+          <w:szCs w:val="20"/>
         </w:rPr>
         <w:t xml:space="preserve">Do not assume frontend and backend are separate. Server actions, route handlers, auth, and Prisma live inside the Next.js app.</w:t>
       </w:r>
     </w:p>
     <w:p>
       <w:pPr>
-        <w:spacing w:after="60"/>
+        <w:spacing w:after="80"/>
       </w:pPr>
       <w:r>
         <w:rPr>
           <w:rFonts w:ascii="Consolas" w:cs="Consolas" w:eastAsia="Consolas" w:hAnsi="Consolas"/>
-          <w:sz w:val="19"/>
-          <w:szCs w:val="19"/>
+          <w:sz w:val="20"/>
+          <w:szCs w:val="20"/>
         </w:rPr>
         <w:t xml:space="preserve">When changing database models, update prisma/schema.prisma and create a proper Prisma migration.</w:t>
       </w:r>
     </w:p>
     <w:p>
       <w:pPr>
-        <w:spacing w:after="60"/>
+        <w:spacing w:after="80"/>
       </w:pPr>
       <w:r>
         <w:rPr>
           <w:rFonts w:ascii="Consolas" w:cs="Consolas" w:eastAsia="Consolas" w:hAnsi="Consolas"/>
-          <w:sz w:val="19"/>
-          <w:szCs w:val="19"/>
+          <w:sz w:val="20"/>
+          <w:szCs w:val="20"/>
         </w:rPr>
         <w:t xml:space="preserve">Keep tenant isolation by always scoping tenant data with session.shopId.</w:t>
       </w:r>
     </w:p>
     <w:p>
       <w:pPr>
-        <w:spacing w:after="60"/>
+        <w:spacing w:after="80"/>
       </w:pPr>
       <w:r>
         <w:rPr>
           <w:rFonts w:ascii="Consolas" w:cs="Consolas" w:eastAsia="Consolas" w:hAnsi="Consolas"/>
-          <w:sz w:val="19"/>
-          <w:szCs w:val="19"/>
+          <w:sz w:val="20"/>
+          <w:szCs w:val="20"/>
         </w:rPr>
         <w:t xml:space="preserve">Keep role permissions consistent with src/lib/rbac.ts.</w:t>
       </w:r>
     </w:p>
     <w:p>
       <w:pPr>
-        <w:spacing w:after="60"/>
+        <w:spacing w:after="80"/>
       </w:pPr>
       <w:r>
         <w:rPr>
           <w:rFonts w:ascii="Consolas" w:cs="Consolas" w:eastAsia="Consolas" w:hAnsi="Consolas"/>
-          <w:sz w:val="19"/>
-          <w:szCs w:val="19"/>
+          <w:sz w:val="20"/>
+          <w:szCs w:val="20"/>
         </w:rPr>
         <w:t xml:space="preserve">Before finishing any change, run npm run lint, npm run test, npm run build, and npm audit --audit-level=moderate.</w:t>
       </w:r>
     </w:p>
     <w:p>
       <w:pPr>
-        <w:spacing w:after="60"/>
+        <w:spacing w:after="80"/>
       </w:pPr>
       <w:r>
         <w:rPr>
           <w:rFonts w:ascii="Consolas" w:cs="Consolas" w:eastAsia="Consolas" w:hAnsi="Consolas"/>
-          <w:sz w:val="19"/>
-          <w:szCs w:val="19"/>
+          <w:sz w:val="20"/>
+          <w:szCs w:val="20"/>
         </w:rPr>
         <w:t xml:space="preserve">My deployment target is Railway for the full-stack app and PostgreSQL first, with Cloudflare as DNS/proxy. Only split frontend to Cloudflare later if we refactor the backend into a separate API.</w:t>
       </w:r>
     </w:p>
     <w:p>
       <w:pPr>
+        <w:spacing w:after="80"/>
+      </w:pPr>
+      <w:r>
+        <w:rPr>
+          <w:rFonts w:ascii="Consolas" w:cs="Consolas" w:eastAsia="Consolas" w:hAnsi="Consolas"/>
+          <w:sz w:val="20"/>
+          <w:szCs w:val="20"/>
+        </w:rPr>
+        <w:t xml:space="preserve">Paystack uses one platform PAYSTACK_SECRET_KEY on the server. Each shop can store its own Paystack subaccount code and mobile money settlement details in Dashboard &gt; Settings.</w:t>
+      </w:r>
+    </w:p>
+    <w:p>
+      <w:pPr>
+        <w:spacing w:after="80"/>
+      </w:pPr>
+      <w:r>
+        <w:rPr>
+          <w:rFonts w:ascii="Consolas" w:cs="Consolas" w:eastAsia="Consolas" w:hAnsi="Consolas"/>
+          <w:sz w:val="20"/>
+          <w:szCs w:val="20"/>
+        </w:rPr>
+        <w:t xml:space="preserve">The design studio provides SVG, JSON job, and PLT exports. Exact direct cutter control requires confirming the shop's cutter model, driver, and connection protocol before adding a machine bridge.</w:t>
+      </w:r>
+    </w:p>
+    <w:p>
+      <w:pPr>
         <w:pStyle w:val="Heading1"/>
-        <w:spacing w:after="120" w:before="180"/>
+        <w:spacing w:after="120" w:before="160"/>
       </w:pPr>
       <w:r>
         <w:rPr>
@@ -1683,7 +1968,7 @@
           <w:ilvl w:val="0"/>
           <w:numId w:val="1"/>
         </w:numPr>
-        <w:spacing w:after="80"/>
+        <w:spacing w:after="100"/>
       </w:pPr>
       <w:r>
         <w:rPr>
@@ -1700,7 +1985,7 @@
           <w:ilvl w:val="0"/>
           <w:numId w:val="1"/>
         </w:numPr>
-        <w:spacing w:after="80"/>
+        <w:spacing w:after="100"/>
       </w:pPr>
       <w:r>
         <w:rPr>
@@ -1717,7 +2002,7 @@
           <w:ilvl w:val="0"/>
           <w:numId w:val="1"/>
         </w:numPr>
-        <w:spacing w:after="80"/>
+        <w:spacing w:after="100"/>
       </w:pPr>
       <w:r>
         <w:rPr>
@@ -1734,7 +2019,41 @@
           <w:ilvl w:val="0"/>
           <w:numId w:val="1"/>
         </w:numPr>
-        <w:spacing w:after="80"/>
+        <w:spacing w:after="100"/>
+      </w:pPr>
+      <w:r>
+        <w:rPr>
+          <w:sz w:val="21"/>
+          <w:szCs w:val="21"/>
+        </w:rPr>
+        <w:t xml:space="preserve">Add automated Paystack subaccount onboarding for shops.</w:t>
+      </w:r>
+    </w:p>
+    <w:p>
+      <w:pPr>
+        <w:pStyle w:val="ListParagraph"/>
+        <w:numPr>
+          <w:ilvl w:val="0"/>
+          <w:numId w:val="1"/>
+        </w:numPr>
+        <w:spacing w:after="100"/>
+      </w:pPr>
+      <w:r>
+        <w:rPr>
+          <w:sz w:val="21"/>
+          <w:szCs w:val="21"/>
+        </w:rPr>
+        <w:t xml:space="preserve">Add direct integrations for the exact cutting plotter models used by target shops.</w:t>
+      </w:r>
+    </w:p>
+    <w:p>
+      <w:pPr>
+        <w:pStyle w:val="ListParagraph"/>
+        <w:numPr>
+          <w:ilvl w:val="0"/>
+          <w:numId w:val="1"/>
+        </w:numPr>
+        <w:spacing w:after="100"/>
       </w:pPr>
       <w:r>
         <w:rPr>
@@ -1751,7 +2070,7 @@
           <w:ilvl w:val="0"/>
           <w:numId w:val="1"/>
         </w:numPr>
-        <w:spacing w:after="80"/>
+        <w:spacing w:after="100"/>
       </w:pPr>
       <w:r>
         <w:rPr>
@@ -1768,7 +2087,7 @@
           <w:ilvl w:val="0"/>
           <w:numId w:val="1"/>
         </w:numPr>
-        <w:spacing w:after="80"/>
+        <w:spacing w:after="100"/>
       </w:pPr>
       <w:r>
         <w:rPr>
@@ -1785,7 +2104,7 @@
           <w:ilvl w:val="0"/>
           <w:numId w:val="1"/>
         </w:numPr>
-        <w:spacing w:after="80"/>
+        <w:spacing w:after="100"/>
       </w:pPr>
       <w:r>
         <w:rPr>
@@ -1802,7 +2121,7 @@
           <w:ilvl w:val="0"/>
           <w:numId w:val="1"/>
         </w:numPr>
-        <w:spacing w:after="80"/>
+        <w:spacing w:after="100"/>
       </w:pPr>
       <w:r>
         <w:rPr>

--- a/docs/word/09_ChatGPT_Project_Handoff_and_Deployment_Playbook.docx
+++ b/docs/word/09_ChatGPT_Project_Handoff_and_Deployment_Playbook.docx
@@ -5,8 +5,7 @@
     <w:p>
       <w:pPr>
         <w:pStyle w:val="Title"/>
-        <w:spacing w:after="220"/>
-        <w:jc w:val="center"/>
+        <w:spacing w:after="120" w:before="180"/>
       </w:pPr>
       <w:r>
         <w:rPr>
@@ -20,13 +19,10 @@
     </w:p>
     <w:p>
       <w:pPr>
-        <w:spacing w:after="360"/>
-        <w:jc w:val="center"/>
-      </w:pPr>
-      <w:r>
-        <w:rPr>
-          <w:i/>
-          <w:iCs/>
+        <w:spacing w:after="120"/>
+      </w:pPr>
+      <w:r>
+        <w:rPr>
           <w:sz w:val="22"/>
           <w:szCs w:val="22"/>
         </w:rPr>
@@ -36,7 +32,7 @@
     <w:p>
       <w:pPr>
         <w:pStyle w:val="Heading1"/>
-        <w:spacing w:after="120" w:before="160"/>
+        <w:spacing w:after="120" w:before="180"/>
       </w:pPr>
       <w:r>
         <w:rPr>
@@ -50,7 +46,7 @@
     </w:p>
     <w:p>
       <w:pPr>
-        <w:spacing w:after="160"/>
+        <w:spacing w:after="120"/>
       </w:pPr>
       <w:r>
         <w:rPr>
@@ -62,7 +58,7 @@
     </w:p>
     <w:p>
       <w:pPr>
-        <w:spacing w:after="160"/>
+        <w:spacing w:after="120"/>
       </w:pPr>
       <w:r>
         <w:rPr>
@@ -75,7 +71,7 @@
     <w:p>
       <w:pPr>
         <w:pStyle w:val="Heading1"/>
-        <w:spacing w:after="120" w:before="160"/>
+        <w:spacing w:after="120" w:before="180"/>
       </w:pPr>
       <w:r>
         <w:rPr>
@@ -94,7 +90,7 @@
           <w:ilvl w:val="0"/>
           <w:numId w:val="1"/>
         </w:numPr>
-        <w:spacing w:after="100"/>
+        <w:spacing w:after="80"/>
       </w:pPr>
       <w:r>
         <w:rPr>
@@ -111,7 +107,7 @@
           <w:ilvl w:val="0"/>
           <w:numId w:val="1"/>
         </w:numPr>
-        <w:spacing w:after="100"/>
+        <w:spacing w:after="80"/>
       </w:pPr>
       <w:r>
         <w:rPr>
@@ -128,7 +124,7 @@
           <w:ilvl w:val="0"/>
           <w:numId w:val="1"/>
         </w:numPr>
-        <w:spacing w:after="100"/>
+        <w:spacing w:after="80"/>
       </w:pPr>
       <w:r>
         <w:rPr>
@@ -145,7 +141,7 @@
           <w:ilvl w:val="0"/>
           <w:numId w:val="1"/>
         </w:numPr>
-        <w:spacing w:after="100"/>
+        <w:spacing w:after="80"/>
       </w:pPr>
       <w:r>
         <w:rPr>
@@ -162,7 +158,7 @@
           <w:ilvl w:val="0"/>
           <w:numId w:val="1"/>
         </w:numPr>
-        <w:spacing w:after="100"/>
+        <w:spacing w:after="80"/>
       </w:pPr>
       <w:r>
         <w:rPr>
@@ -179,7 +175,7 @@
           <w:ilvl w:val="0"/>
           <w:numId w:val="1"/>
         </w:numPr>
-        <w:spacing w:after="100"/>
+        <w:spacing w:after="80"/>
       </w:pPr>
       <w:r>
         <w:rPr>
@@ -196,7 +192,7 @@
           <w:ilvl w:val="0"/>
           <w:numId w:val="1"/>
         </w:numPr>
-        <w:spacing w:after="100"/>
+        <w:spacing w:after="80"/>
       </w:pPr>
       <w:r>
         <w:rPr>
@@ -213,7 +209,7 @@
           <w:ilvl w:val="0"/>
           <w:numId w:val="1"/>
         </w:numPr>
-        <w:spacing w:after="100"/>
+        <w:spacing w:after="80"/>
       </w:pPr>
       <w:r>
         <w:rPr>
@@ -230,7 +226,7 @@
           <w:ilvl w:val="0"/>
           <w:numId w:val="1"/>
         </w:numPr>
-        <w:spacing w:after="100"/>
+        <w:spacing w:after="80"/>
       </w:pPr>
       <w:r>
         <w:rPr>
@@ -243,7 +239,7 @@
     <w:p>
       <w:pPr>
         <w:pStyle w:val="Heading1"/>
-        <w:spacing w:after="120" w:before="160"/>
+        <w:spacing w:after="120" w:before="180"/>
       </w:pPr>
       <w:r>
         <w:rPr>
@@ -262,7 +258,7 @@
           <w:ilvl w:val="0"/>
           <w:numId w:val="1"/>
         </w:numPr>
-        <w:spacing w:after="100"/>
+        <w:spacing w:after="80"/>
       </w:pPr>
       <w:r>
         <w:rPr>
@@ -279,7 +275,7 @@
           <w:ilvl w:val="0"/>
           <w:numId w:val="1"/>
         </w:numPr>
-        <w:spacing w:after="100"/>
+        <w:spacing w:after="80"/>
       </w:pPr>
       <w:r>
         <w:rPr>
@@ -296,7 +292,7 @@
           <w:ilvl w:val="0"/>
           <w:numId w:val="1"/>
         </w:numPr>
-        <w:spacing w:after="100"/>
+        <w:spacing w:after="80"/>
       </w:pPr>
       <w:r>
         <w:rPr>
@@ -313,7 +309,7 @@
           <w:ilvl w:val="0"/>
           <w:numId w:val="1"/>
         </w:numPr>
-        <w:spacing w:after="100"/>
+        <w:spacing w:after="80"/>
       </w:pPr>
       <w:r>
         <w:rPr>
@@ -330,7 +326,7 @@
           <w:ilvl w:val="0"/>
           <w:numId w:val="1"/>
         </w:numPr>
-        <w:spacing w:after="100"/>
+        <w:spacing w:after="80"/>
       </w:pPr>
       <w:r>
         <w:rPr>
@@ -347,7 +343,7 @@
           <w:ilvl w:val="0"/>
           <w:numId w:val="1"/>
         </w:numPr>
-        <w:spacing w:after="100"/>
+        <w:spacing w:after="80"/>
       </w:pPr>
       <w:r>
         <w:rPr>
@@ -364,7 +360,7 @@
           <w:ilvl w:val="0"/>
           <w:numId w:val="1"/>
         </w:numPr>
-        <w:spacing w:after="100"/>
+        <w:spacing w:after="80"/>
       </w:pPr>
       <w:r>
         <w:rPr>
@@ -381,7 +377,7 @@
           <w:ilvl w:val="0"/>
           <w:numId w:val="1"/>
         </w:numPr>
-        <w:spacing w:after="100"/>
+        <w:spacing w:after="80"/>
       </w:pPr>
       <w:r>
         <w:rPr>
@@ -398,7 +394,7 @@
           <w:ilvl w:val="0"/>
           <w:numId w:val="1"/>
         </w:numPr>
-        <w:spacing w:after="100"/>
+        <w:spacing w:after="80"/>
       </w:pPr>
       <w:r>
         <w:rPr>
@@ -415,7 +411,7 @@
           <w:ilvl w:val="0"/>
           <w:numId w:val="1"/>
         </w:numPr>
-        <w:spacing w:after="100"/>
+        <w:spacing w:after="80"/>
       </w:pPr>
       <w:r>
         <w:rPr>
@@ -432,7 +428,7 @@
           <w:ilvl w:val="0"/>
           <w:numId w:val="1"/>
         </w:numPr>
-        <w:spacing w:after="100"/>
+        <w:spacing w:after="80"/>
       </w:pPr>
       <w:r>
         <w:rPr>
@@ -449,7 +445,7 @@
           <w:ilvl w:val="0"/>
           <w:numId w:val="1"/>
         </w:numPr>
-        <w:spacing w:after="100"/>
+        <w:spacing w:after="80"/>
       </w:pPr>
       <w:r>
         <w:rPr>
@@ -466,7 +462,7 @@
           <w:ilvl w:val="0"/>
           <w:numId w:val="1"/>
         </w:numPr>
-        <w:spacing w:after="100"/>
+        <w:spacing w:after="80"/>
       </w:pPr>
       <w:r>
         <w:rPr>
@@ -483,7 +479,7 @@
           <w:ilvl w:val="0"/>
           <w:numId w:val="1"/>
         </w:numPr>
-        <w:spacing w:after="100"/>
+        <w:spacing w:after="80"/>
       </w:pPr>
       <w:r>
         <w:rPr>
@@ -500,7 +496,7 @@
           <w:ilvl w:val="0"/>
           <w:numId w:val="1"/>
         </w:numPr>
-        <w:spacing w:after="100"/>
+        <w:spacing w:after="80"/>
       </w:pPr>
       <w:r>
         <w:rPr>
@@ -517,7 +513,7 @@
           <w:ilvl w:val="0"/>
           <w:numId w:val="1"/>
         </w:numPr>
-        <w:spacing w:after="100"/>
+        <w:spacing w:after="80"/>
       </w:pPr>
       <w:r>
         <w:rPr>
@@ -534,7 +530,7 @@
           <w:ilvl w:val="0"/>
           <w:numId w:val="1"/>
         </w:numPr>
-        <w:spacing w:after="100"/>
+        <w:spacing w:after="80"/>
       </w:pPr>
       <w:r>
         <w:rPr>
@@ -551,7 +547,7 @@
           <w:ilvl w:val="0"/>
           <w:numId w:val="1"/>
         </w:numPr>
-        <w:spacing w:after="100"/>
+        <w:spacing w:after="80"/>
       </w:pPr>
       <w:r>
         <w:rPr>
@@ -564,7 +560,7 @@
     <w:p>
       <w:pPr>
         <w:pStyle w:val="Heading1"/>
-        <w:spacing w:after="120" w:before="160"/>
+        <w:spacing w:after="120" w:before="180"/>
       </w:pPr>
       <w:r>
         <w:rPr>
@@ -583,7 +579,7 @@
           <w:ilvl w:val="0"/>
           <w:numId w:val="1"/>
         </w:numPr>
-        <w:spacing w:after="100"/>
+        <w:spacing w:after="80"/>
       </w:pPr>
       <w:r>
         <w:rPr>
@@ -600,7 +596,7 @@
           <w:ilvl w:val="0"/>
           <w:numId w:val="1"/>
         </w:numPr>
-        <w:spacing w:after="100"/>
+        <w:spacing w:after="80"/>
       </w:pPr>
       <w:r>
         <w:rPr>
@@ -617,7 +613,7 @@
           <w:ilvl w:val="0"/>
           <w:numId w:val="1"/>
         </w:numPr>
-        <w:spacing w:after="100"/>
+        <w:spacing w:after="80"/>
       </w:pPr>
       <w:r>
         <w:rPr>
@@ -634,7 +630,7 @@
           <w:ilvl w:val="0"/>
           <w:numId w:val="1"/>
         </w:numPr>
-        <w:spacing w:after="100"/>
+        <w:spacing w:after="80"/>
       </w:pPr>
       <w:r>
         <w:rPr>
@@ -651,7 +647,7 @@
           <w:ilvl w:val="0"/>
           <w:numId w:val="1"/>
         </w:numPr>
-        <w:spacing w:after="100"/>
+        <w:spacing w:after="80"/>
       </w:pPr>
       <w:r>
         <w:rPr>
@@ -668,7 +664,7 @@
           <w:ilvl w:val="0"/>
           <w:numId w:val="1"/>
         </w:numPr>
-        <w:spacing w:after="100"/>
+        <w:spacing w:after="80"/>
       </w:pPr>
       <w:r>
         <w:rPr>
@@ -685,7 +681,7 @@
           <w:ilvl w:val="0"/>
           <w:numId w:val="1"/>
         </w:numPr>
-        <w:spacing w:after="100"/>
+        <w:spacing w:after="80"/>
       </w:pPr>
       <w:r>
         <w:rPr>
@@ -702,7 +698,7 @@
           <w:ilvl w:val="0"/>
           <w:numId w:val="1"/>
         </w:numPr>
-        <w:spacing w:after="100"/>
+        <w:spacing w:after="80"/>
       </w:pPr>
       <w:r>
         <w:rPr>
@@ -719,7 +715,7 @@
           <w:ilvl w:val="0"/>
           <w:numId w:val="1"/>
         </w:numPr>
-        <w:spacing w:after="100"/>
+        <w:spacing w:after="80"/>
       </w:pPr>
       <w:r>
         <w:rPr>
@@ -736,7 +732,7 @@
           <w:ilvl w:val="0"/>
           <w:numId w:val="1"/>
         </w:numPr>
-        <w:spacing w:after="100"/>
+        <w:spacing w:after="80"/>
       </w:pPr>
       <w:r>
         <w:rPr>
@@ -753,7 +749,7 @@
           <w:ilvl w:val="0"/>
           <w:numId w:val="1"/>
         </w:numPr>
-        <w:spacing w:after="100"/>
+        <w:spacing w:after="80"/>
       </w:pPr>
       <w:r>
         <w:rPr>
@@ -770,7 +766,7 @@
           <w:ilvl w:val="0"/>
           <w:numId w:val="1"/>
         </w:numPr>
-        <w:spacing w:after="100"/>
+        <w:spacing w:after="80"/>
       </w:pPr>
       <w:r>
         <w:rPr>
@@ -787,7 +783,7 @@
           <w:ilvl w:val="0"/>
           <w:numId w:val="1"/>
         </w:numPr>
-        <w:spacing w:after="100"/>
+        <w:spacing w:after="80"/>
       </w:pPr>
       <w:r>
         <w:rPr>
@@ -804,7 +800,7 @@
           <w:ilvl w:val="0"/>
           <w:numId w:val="1"/>
         </w:numPr>
-        <w:spacing w:after="100"/>
+        <w:spacing w:after="80"/>
       </w:pPr>
       <w:r>
         <w:rPr>
@@ -821,7 +817,7 @@
           <w:ilvl w:val="0"/>
           <w:numId w:val="1"/>
         </w:numPr>
-        <w:spacing w:after="100"/>
+        <w:spacing w:after="80"/>
       </w:pPr>
       <w:r>
         <w:rPr>
@@ -838,7 +834,7 @@
           <w:ilvl w:val="0"/>
           <w:numId w:val="1"/>
         </w:numPr>
-        <w:spacing w:after="100"/>
+        <w:spacing w:after="80"/>
       </w:pPr>
       <w:r>
         <w:rPr>
@@ -851,7 +847,7 @@
     <w:p>
       <w:pPr>
         <w:pStyle w:val="Heading1"/>
-        <w:spacing w:after="120" w:before="160"/>
+        <w:spacing w:after="120" w:before="180"/>
       </w:pPr>
       <w:r>
         <w:rPr>
@@ -865,91 +861,91 @@
     </w:p>
     <w:p>
       <w:pPr>
-        <w:spacing w:after="80"/>
+        <w:spacing w:after="60"/>
       </w:pPr>
       <w:r>
         <w:rPr>
           <w:rFonts w:ascii="Consolas" w:cs="Consolas" w:eastAsia="Consolas" w:hAnsi="Consolas"/>
-          <w:sz w:val="20"/>
-          <w:szCs w:val="20"/>
+          <w:sz w:val="19"/>
+          <w:szCs w:val="19"/>
         </w:rPr>
         <w:t xml:space="preserve">npm.cmd install</w:t>
       </w:r>
     </w:p>
     <w:p>
       <w:pPr>
-        <w:spacing w:after="80"/>
+        <w:spacing w:after="60"/>
       </w:pPr>
       <w:r>
         <w:rPr>
           <w:rFonts w:ascii="Consolas" w:cs="Consolas" w:eastAsia="Consolas" w:hAnsi="Consolas"/>
-          <w:sz w:val="20"/>
-          <w:szCs w:val="20"/>
+          <w:sz w:val="19"/>
+          <w:szCs w:val="19"/>
         </w:rPr>
         <w:t xml:space="preserve">npm.cmd run setup:demo</w:t>
       </w:r>
     </w:p>
     <w:p>
       <w:pPr>
-        <w:spacing w:after="80"/>
+        <w:spacing w:after="60"/>
       </w:pPr>
       <w:r>
         <w:rPr>
           <w:rFonts w:ascii="Consolas" w:cs="Consolas" w:eastAsia="Consolas" w:hAnsi="Consolas"/>
-          <w:sz w:val="20"/>
-          <w:szCs w:val="20"/>
+          <w:sz w:val="19"/>
+          <w:szCs w:val="19"/>
         </w:rPr>
         <w:t xml:space="preserve">npm.cmd run dev</w:t>
       </w:r>
     </w:p>
     <w:p>
       <w:pPr>
-        <w:spacing w:after="80"/>
+        <w:spacing w:after="60"/>
       </w:pPr>
       <w:r>
         <w:rPr>
           <w:rFonts w:ascii="Consolas" w:cs="Consolas" w:eastAsia="Consolas" w:hAnsi="Consolas"/>
-          <w:sz w:val="20"/>
-          <w:szCs w:val="20"/>
+          <w:sz w:val="19"/>
+          <w:szCs w:val="19"/>
         </w:rPr>
         <w:t xml:space="preserve">npm.cmd run lint</w:t>
       </w:r>
     </w:p>
     <w:p>
       <w:pPr>
-        <w:spacing w:after="80"/>
+        <w:spacing w:after="60"/>
       </w:pPr>
       <w:r>
         <w:rPr>
           <w:rFonts w:ascii="Consolas" w:cs="Consolas" w:eastAsia="Consolas" w:hAnsi="Consolas"/>
-          <w:sz w:val="20"/>
-          <w:szCs w:val="20"/>
+          <w:sz w:val="19"/>
+          <w:szCs w:val="19"/>
         </w:rPr>
         <w:t xml:space="preserve">npm.cmd run test</w:t>
       </w:r>
     </w:p>
     <w:p>
       <w:pPr>
-        <w:spacing w:after="80"/>
+        <w:spacing w:after="60"/>
       </w:pPr>
       <w:r>
         <w:rPr>
           <w:rFonts w:ascii="Consolas" w:cs="Consolas" w:eastAsia="Consolas" w:hAnsi="Consolas"/>
-          <w:sz w:val="20"/>
-          <w:szCs w:val="20"/>
+          <w:sz w:val="19"/>
+          <w:szCs w:val="19"/>
         </w:rPr>
         <w:t xml:space="preserve">npm.cmd run build</w:t>
       </w:r>
     </w:p>
     <w:p>
       <w:pPr>
-        <w:spacing w:after="80"/>
+        <w:spacing w:after="60"/>
       </w:pPr>
       <w:r>
         <w:rPr>
           <w:rFonts w:ascii="Consolas" w:cs="Consolas" w:eastAsia="Consolas" w:hAnsi="Consolas"/>
-          <w:sz w:val="20"/>
-          <w:szCs w:val="20"/>
+          <w:sz w:val="19"/>
+          <w:szCs w:val="19"/>
         </w:rPr>
         <w:t xml:space="preserve">npm.cmd run docs:generate</w:t>
       </w:r>
@@ -957,7 +953,7 @@
     <w:p>
       <w:pPr>
         <w:pStyle w:val="Heading1"/>
-        <w:spacing w:after="120" w:before="160"/>
+        <w:spacing w:after="120" w:before="180"/>
       </w:pPr>
       <w:r>
         <w:rPr>
@@ -976,7 +972,7 @@
           <w:ilvl w:val="0"/>
           <w:numId w:val="1"/>
         </w:numPr>
-        <w:spacing w:after="100"/>
+        <w:spacing w:after="80"/>
       </w:pPr>
       <w:r>
         <w:rPr>
@@ -993,7 +989,7 @@
           <w:ilvl w:val="0"/>
           <w:numId w:val="1"/>
         </w:numPr>
-        <w:spacing w:after="100"/>
+        <w:spacing w:after="80"/>
       </w:pPr>
       <w:r>
         <w:rPr>
@@ -1010,7 +1006,7 @@
           <w:ilvl w:val="0"/>
           <w:numId w:val="1"/>
         </w:numPr>
-        <w:spacing w:after="100"/>
+        <w:spacing w:after="80"/>
       </w:pPr>
       <w:r>
         <w:rPr>
@@ -1027,7 +1023,7 @@
           <w:ilvl w:val="0"/>
           <w:numId w:val="1"/>
         </w:numPr>
-        <w:spacing w:after="100"/>
+        <w:spacing w:after="80"/>
       </w:pPr>
       <w:r>
         <w:rPr>
@@ -1044,7 +1040,7 @@
           <w:ilvl w:val="0"/>
           <w:numId w:val="1"/>
         </w:numPr>
-        <w:spacing w:after="100"/>
+        <w:spacing w:after="80"/>
       </w:pPr>
       <w:r>
         <w:rPr>
@@ -1061,7 +1057,7 @@
           <w:ilvl w:val="0"/>
           <w:numId w:val="1"/>
         </w:numPr>
-        <w:spacing w:after="100"/>
+        <w:spacing w:after="80"/>
       </w:pPr>
       <w:r>
         <w:rPr>
@@ -1078,7 +1074,7 @@
           <w:ilvl w:val="0"/>
           <w:numId w:val="1"/>
         </w:numPr>
-        <w:spacing w:after="100"/>
+        <w:spacing w:after="80"/>
       </w:pPr>
       <w:r>
         <w:rPr>
@@ -1095,7 +1091,7 @@
           <w:ilvl w:val="0"/>
           <w:numId w:val="1"/>
         </w:numPr>
-        <w:spacing w:after="100"/>
+        <w:spacing w:after="80"/>
       </w:pPr>
       <w:r>
         <w:rPr>
@@ -1108,7 +1104,7 @@
     <w:p>
       <w:pPr>
         <w:pStyle w:val="Heading1"/>
-        <w:spacing w:after="120" w:before="160"/>
+        <w:spacing w:after="120" w:before="180"/>
       </w:pPr>
       <w:r>
         <w:rPr>
@@ -1122,7 +1118,7 @@
     </w:p>
     <w:p>
       <w:pPr>
-        <w:spacing w:after="160"/>
+        <w:spacing w:after="120"/>
       </w:pPr>
       <w:r>
         <w:rPr>
@@ -1134,7 +1130,7 @@
     </w:p>
     <w:p>
       <w:pPr>
-        <w:spacing w:after="160"/>
+        <w:spacing w:after="120"/>
       </w:pPr>
       <w:r>
         <w:rPr>
@@ -1146,7 +1142,7 @@
     </w:p>
     <w:p>
       <w:pPr>
-        <w:spacing w:after="160"/>
+        <w:spacing w:after="120"/>
       </w:pPr>
       <w:r>
         <w:rPr>
@@ -1159,7 +1155,7 @@
     <w:p>
       <w:pPr>
         <w:pStyle w:val="Heading1"/>
-        <w:spacing w:after="120" w:before="160"/>
+        <w:spacing w:after="120" w:before="180"/>
       </w:pPr>
       <w:r>
         <w:rPr>
@@ -1178,7 +1174,7 @@
           <w:ilvl w:val="0"/>
           <w:numId w:val="1"/>
         </w:numPr>
-        <w:spacing w:after="100"/>
+        <w:spacing w:after="80"/>
       </w:pPr>
       <w:r>
         <w:rPr>
@@ -1195,7 +1191,7 @@
           <w:ilvl w:val="0"/>
           <w:numId w:val="1"/>
         </w:numPr>
-        <w:spacing w:after="100"/>
+        <w:spacing w:after="80"/>
       </w:pPr>
       <w:r>
         <w:rPr>
@@ -1212,7 +1208,7 @@
           <w:ilvl w:val="0"/>
           <w:numId w:val="1"/>
         </w:numPr>
-        <w:spacing w:after="100"/>
+        <w:spacing w:after="80"/>
       </w:pPr>
       <w:r>
         <w:rPr>
@@ -1229,7 +1225,7 @@
           <w:ilvl w:val="0"/>
           <w:numId w:val="1"/>
         </w:numPr>
-        <w:spacing w:after="100"/>
+        <w:spacing w:after="80"/>
       </w:pPr>
       <w:r>
         <w:rPr>
@@ -1246,7 +1242,7 @@
           <w:ilvl w:val="0"/>
           <w:numId w:val="1"/>
         </w:numPr>
-        <w:spacing w:after="100"/>
+        <w:spacing w:after="80"/>
       </w:pPr>
       <w:r>
         <w:rPr>
@@ -1263,7 +1259,7 @@
           <w:ilvl w:val="0"/>
           <w:numId w:val="1"/>
         </w:numPr>
-        <w:spacing w:after="100"/>
+        <w:spacing w:after="80"/>
       </w:pPr>
       <w:r>
         <w:rPr>
@@ -1280,7 +1276,7 @@
           <w:ilvl w:val="0"/>
           <w:numId w:val="1"/>
         </w:numPr>
-        <w:spacing w:after="100"/>
+        <w:spacing w:after="80"/>
       </w:pPr>
       <w:r>
         <w:rPr>
@@ -1297,7 +1293,7 @@
           <w:ilvl w:val="0"/>
           <w:numId w:val="1"/>
         </w:numPr>
-        <w:spacing w:after="100"/>
+        <w:spacing w:after="80"/>
       </w:pPr>
       <w:r>
         <w:rPr>
@@ -1310,7 +1306,7 @@
     <w:p>
       <w:pPr>
         <w:pStyle w:val="Heading1"/>
-        <w:spacing w:after="120" w:before="160"/>
+        <w:spacing w:after="120" w:before="180"/>
       </w:pPr>
       <w:r>
         <w:rPr>
@@ -1324,7 +1320,7 @@
     </w:p>
     <w:p>
       <w:pPr>
-        <w:spacing w:after="160"/>
+        <w:spacing w:after="120"/>
       </w:pPr>
       <w:r>
         <w:rPr>
@@ -1336,91 +1332,91 @@
     </w:p>
     <w:p>
       <w:pPr>
-        <w:spacing w:after="80"/>
+        <w:spacing w:after="60"/>
       </w:pPr>
       <w:r>
         <w:rPr>
           <w:rFonts w:ascii="Consolas" w:cs="Consolas" w:eastAsia="Consolas" w:hAnsi="Consolas"/>
-          <w:sz w:val="20"/>
-          <w:szCs w:val="20"/>
+          <w:sz w:val="19"/>
+          <w:szCs w:val="19"/>
         </w:rPr>
         <w:t xml:space="preserve">cd C:\Users\DDK\Documents\Jersey\sports-shop-platform-github-ready</w:t>
       </w:r>
     </w:p>
     <w:p>
       <w:pPr>
-        <w:spacing w:after="80"/>
+        <w:spacing w:after="60"/>
       </w:pPr>
       <w:r>
         <w:rPr>
           <w:rFonts w:ascii="Consolas" w:cs="Consolas" w:eastAsia="Consolas" w:hAnsi="Consolas"/>
-          <w:sz w:val="20"/>
-          <w:szCs w:val="20"/>
+          <w:sz w:val="19"/>
+          <w:szCs w:val="19"/>
         </w:rPr>
         <w:t xml:space="preserve">git init</w:t>
       </w:r>
     </w:p>
     <w:p>
       <w:pPr>
-        <w:spacing w:after="80"/>
+        <w:spacing w:after="60"/>
       </w:pPr>
       <w:r>
         <w:rPr>
           <w:rFonts w:ascii="Consolas" w:cs="Consolas" w:eastAsia="Consolas" w:hAnsi="Consolas"/>
-          <w:sz w:val="20"/>
-          <w:szCs w:val="20"/>
+          <w:sz w:val="19"/>
+          <w:szCs w:val="19"/>
         </w:rPr>
         <w:t xml:space="preserve">git add .</w:t>
       </w:r>
     </w:p>
     <w:p>
       <w:pPr>
-        <w:spacing w:after="80"/>
+        <w:spacing w:after="60"/>
       </w:pPr>
       <w:r>
         <w:rPr>
           <w:rFonts w:ascii="Consolas" w:cs="Consolas" w:eastAsia="Consolas" w:hAnsi="Consolas"/>
-          <w:sz w:val="20"/>
-          <w:szCs w:val="20"/>
+          <w:sz w:val="19"/>
+          <w:szCs w:val="19"/>
         </w:rPr>
         <w:t xml:space="preserve">git commit -m "Initial Sports Shop Platform build"</w:t>
       </w:r>
     </w:p>
     <w:p>
       <w:pPr>
-        <w:spacing w:after="80"/>
+        <w:spacing w:after="60"/>
       </w:pPr>
       <w:r>
         <w:rPr>
           <w:rFonts w:ascii="Consolas" w:cs="Consolas" w:eastAsia="Consolas" w:hAnsi="Consolas"/>
-          <w:sz w:val="20"/>
-          <w:szCs w:val="20"/>
+          <w:sz w:val="19"/>
+          <w:szCs w:val="19"/>
         </w:rPr>
         <w:t xml:space="preserve">git branch -M main</w:t>
       </w:r>
     </w:p>
     <w:p>
       <w:pPr>
-        <w:spacing w:after="80"/>
+        <w:spacing w:after="60"/>
       </w:pPr>
       <w:r>
         <w:rPr>
           <w:rFonts w:ascii="Consolas" w:cs="Consolas" w:eastAsia="Consolas" w:hAnsi="Consolas"/>
-          <w:sz w:val="20"/>
-          <w:szCs w:val="20"/>
+          <w:sz w:val="19"/>
+          <w:szCs w:val="19"/>
         </w:rPr>
         <w:t xml:space="preserve">git remote add origin https://github.com/YOUR-USERNAME/sports-shop-platform-github-ready.git</w:t>
       </w:r>
     </w:p>
     <w:p>
       <w:pPr>
-        <w:spacing w:after="80"/>
+        <w:spacing w:after="60"/>
       </w:pPr>
       <w:r>
         <w:rPr>
           <w:rFonts w:ascii="Consolas" w:cs="Consolas" w:eastAsia="Consolas" w:hAnsi="Consolas"/>
-          <w:sz w:val="20"/>
-          <w:szCs w:val="20"/>
+          <w:sz w:val="19"/>
+          <w:szCs w:val="19"/>
         </w:rPr>
         <w:t xml:space="preserve">git push -u origin main</w:t>
       </w:r>
@@ -1428,7 +1424,7 @@
     <w:p>
       <w:pPr>
         <w:pStyle w:val="Heading1"/>
-        <w:spacing w:after="120" w:before="160"/>
+        <w:spacing w:after="120" w:before="180"/>
       </w:pPr>
       <w:r>
         <w:rPr>
@@ -1447,7 +1443,7 @@
           <w:ilvl w:val="0"/>
           <w:numId w:val="1"/>
         </w:numPr>
-        <w:spacing w:after="100"/>
+        <w:spacing w:after="80"/>
       </w:pPr>
       <w:r>
         <w:rPr>
@@ -1464,7 +1460,7 @@
           <w:ilvl w:val="0"/>
           <w:numId w:val="1"/>
         </w:numPr>
-        <w:spacing w:after="100"/>
+        <w:spacing w:after="80"/>
       </w:pPr>
       <w:r>
         <w:rPr>
@@ -1481,7 +1477,7 @@
           <w:ilvl w:val="0"/>
           <w:numId w:val="1"/>
         </w:numPr>
-        <w:spacing w:after="100"/>
+        <w:spacing w:after="80"/>
       </w:pPr>
       <w:r>
         <w:rPr>
@@ -1498,7 +1494,7 @@
           <w:ilvl w:val="0"/>
           <w:numId w:val="1"/>
         </w:numPr>
-        <w:spacing w:after="100"/>
+        <w:spacing w:after="80"/>
       </w:pPr>
       <w:r>
         <w:rPr>
@@ -1515,7 +1511,7 @@
           <w:ilvl w:val="0"/>
           <w:numId w:val="1"/>
         </w:numPr>
-        <w:spacing w:after="100"/>
+        <w:spacing w:after="80"/>
       </w:pPr>
       <w:r>
         <w:rPr>
@@ -1532,7 +1528,7 @@
           <w:ilvl w:val="0"/>
           <w:numId w:val="1"/>
         </w:numPr>
-        <w:spacing w:after="100"/>
+        <w:spacing w:after="80"/>
       </w:pPr>
       <w:r>
         <w:rPr>
@@ -1549,7 +1545,7 @@
           <w:ilvl w:val="0"/>
           <w:numId w:val="1"/>
         </w:numPr>
-        <w:spacing w:after="100"/>
+        <w:spacing w:after="80"/>
       </w:pPr>
       <w:r>
         <w:rPr>
@@ -1566,7 +1562,7 @@
           <w:ilvl w:val="0"/>
           <w:numId w:val="1"/>
         </w:numPr>
-        <w:spacing w:after="100"/>
+        <w:spacing w:after="80"/>
       </w:pPr>
       <w:r>
         <w:rPr>
@@ -1579,7 +1575,7 @@
     <w:p>
       <w:pPr>
         <w:pStyle w:val="Heading1"/>
-        <w:spacing w:after="120" w:before="160"/>
+        <w:spacing w:after="120" w:before="180"/>
       </w:pPr>
       <w:r>
         <w:rPr>
@@ -1598,7 +1594,7 @@
           <w:ilvl w:val="0"/>
           <w:numId w:val="1"/>
         </w:numPr>
-        <w:spacing w:after="100"/>
+        <w:spacing w:after="80"/>
       </w:pPr>
       <w:r>
         <w:rPr>
@@ -1615,7 +1611,7 @@
           <w:ilvl w:val="0"/>
           <w:numId w:val="1"/>
         </w:numPr>
-        <w:spacing w:after="100"/>
+        <w:spacing w:after="80"/>
       </w:pPr>
       <w:r>
         <w:rPr>
@@ -1632,7 +1628,7 @@
           <w:ilvl w:val="0"/>
           <w:numId w:val="1"/>
         </w:numPr>
-        <w:spacing w:after="100"/>
+        <w:spacing w:after="80"/>
       </w:pPr>
       <w:r>
         <w:rPr>
@@ -1645,7 +1641,7 @@
     <w:p>
       <w:pPr>
         <w:pStyle w:val="Heading1"/>
-        <w:spacing w:after="120" w:before="160"/>
+        <w:spacing w:after="120" w:before="180"/>
       </w:pPr>
       <w:r>
         <w:rPr>
@@ -1664,7 +1660,7 @@
           <w:ilvl w:val="0"/>
           <w:numId w:val="1"/>
         </w:numPr>
-        <w:spacing w:after="100"/>
+        <w:spacing w:after="80"/>
       </w:pPr>
       <w:r>
         <w:rPr>
@@ -1681,7 +1677,7 @@
           <w:ilvl w:val="0"/>
           <w:numId w:val="1"/>
         </w:numPr>
-        <w:spacing w:after="100"/>
+        <w:spacing w:after="80"/>
       </w:pPr>
       <w:r>
         <w:rPr>
@@ -1698,7 +1694,7 @@
           <w:ilvl w:val="0"/>
           <w:numId w:val="1"/>
         </w:numPr>
-        <w:spacing w:after="100"/>
+        <w:spacing w:after="80"/>
       </w:pPr>
       <w:r>
         <w:rPr>
@@ -1715,7 +1711,7 @@
           <w:ilvl w:val="0"/>
           <w:numId w:val="1"/>
         </w:numPr>
-        <w:spacing w:after="100"/>
+        <w:spacing w:after="80"/>
       </w:pPr>
       <w:r>
         <w:rPr>
@@ -1732,7 +1728,7 @@
           <w:ilvl w:val="0"/>
           <w:numId w:val="1"/>
         </w:numPr>
-        <w:spacing w:after="100"/>
+        <w:spacing w:after="80"/>
       </w:pPr>
       <w:r>
         <w:rPr>
@@ -1749,7 +1745,7 @@
           <w:ilvl w:val="0"/>
           <w:numId w:val="1"/>
         </w:numPr>
-        <w:spacing w:after="100"/>
+        <w:spacing w:after="80"/>
       </w:pPr>
       <w:r>
         <w:rPr>
@@ -1766,7 +1762,7 @@
           <w:ilvl w:val="0"/>
           <w:numId w:val="1"/>
         </w:numPr>
-        <w:spacing w:after="100"/>
+        <w:spacing w:after="80"/>
       </w:pPr>
       <w:r>
         <w:rPr>
@@ -1779,7 +1775,7 @@
     <w:p>
       <w:pPr>
         <w:pStyle w:val="Heading1"/>
-        <w:spacing w:after="120" w:before="160"/>
+        <w:spacing w:after="120" w:before="180"/>
       </w:pPr>
       <w:r>
         <w:rPr>
@@ -1793,7 +1789,7 @@
     </w:p>
     <w:p>
       <w:pPr>
-        <w:spacing w:after="160"/>
+        <w:spacing w:after="120"/>
       </w:pPr>
       <w:r>
         <w:rPr>
@@ -1805,143 +1801,143 @@
     </w:p>
     <w:p>
       <w:pPr>
-        <w:spacing w:after="80"/>
+        <w:spacing w:after="60"/>
       </w:pPr>
       <w:r>
         <w:rPr>
           <w:rFonts w:ascii="Consolas" w:cs="Consolas" w:eastAsia="Consolas" w:hAnsi="Consolas"/>
-          <w:sz w:val="20"/>
-          <w:szCs w:val="20"/>
+          <w:sz w:val="19"/>
+          <w:szCs w:val="19"/>
         </w:rPr>
         <w:t xml:space="preserve">You are helping me continue a project named Sports Shop Platform.</w:t>
       </w:r>
     </w:p>
     <w:p>
       <w:pPr>
-        <w:spacing w:after="80"/>
+        <w:spacing w:after="60"/>
       </w:pPr>
       <w:r>
         <w:rPr>
           <w:rFonts w:ascii="Consolas" w:cs="Consolas" w:eastAsia="Consolas" w:hAnsi="Consolas"/>
-          <w:sz w:val="20"/>
-          <w:szCs w:val="20"/>
+          <w:sz w:val="19"/>
+          <w:szCs w:val="19"/>
         </w:rPr>
         <w:t xml:space="preserve">It is a full-stack Next.js 16 App Router + TypeScript + Prisma v7 + PostgreSQL multi-tenant sports retail SaaS.</w:t>
       </w:r>
     </w:p>
     <w:p>
       <w:pPr>
-        <w:spacing w:after="80"/>
+        <w:spacing w:after="60"/>
       </w:pPr>
       <w:r>
         <w:rPr>
           <w:rFonts w:ascii="Consolas" w:cs="Consolas" w:eastAsia="Consolas" w:hAnsi="Consolas"/>
-          <w:sz w:val="20"/>
-          <w:szCs w:val="20"/>
+          <w:sz w:val="19"/>
+          <w:szCs w:val="19"/>
         </w:rPr>
         <w:t xml:space="preserve">Read the repository first. Important files: prisma/schema.prisma, src/lib/db.ts, src/lib/auth.ts, src/lib/rbac.ts, src/proxy.ts, src/app/dashboard, src/app/admin, src/app/api, scripts/generate-docs.ts, railway.toml.</w:t>
       </w:r>
     </w:p>
     <w:p>
       <w:pPr>
-        <w:spacing w:after="80"/>
+        <w:spacing w:after="60"/>
       </w:pPr>
       <w:r>
         <w:rPr>
           <w:rFonts w:ascii="Consolas" w:cs="Consolas" w:eastAsia="Consolas" w:hAnsi="Consolas"/>
-          <w:sz w:val="20"/>
-          <w:szCs w:val="20"/>
+          <w:sz w:val="19"/>
+          <w:szCs w:val="19"/>
         </w:rPr>
         <w:t xml:space="preserve">Do not assume frontend and backend are separate. Server actions, route handlers, auth, and Prisma live inside the Next.js app.</w:t>
       </w:r>
     </w:p>
     <w:p>
       <w:pPr>
-        <w:spacing w:after="80"/>
+        <w:spacing w:after="60"/>
       </w:pPr>
       <w:r>
         <w:rPr>
           <w:rFonts w:ascii="Consolas" w:cs="Consolas" w:eastAsia="Consolas" w:hAnsi="Consolas"/>
-          <w:sz w:val="20"/>
-          <w:szCs w:val="20"/>
+          <w:sz w:val="19"/>
+          <w:szCs w:val="19"/>
         </w:rPr>
         <w:t xml:space="preserve">When changing database models, update prisma/schema.prisma and create a proper Prisma migration.</w:t>
       </w:r>
     </w:p>
     <w:p>
       <w:pPr>
-        <w:spacing w:after="80"/>
+        <w:spacing w:after="60"/>
       </w:pPr>
       <w:r>
         <w:rPr>
           <w:rFonts w:ascii="Consolas" w:cs="Consolas" w:eastAsia="Consolas" w:hAnsi="Consolas"/>
-          <w:sz w:val="20"/>
-          <w:szCs w:val="20"/>
+          <w:sz w:val="19"/>
+          <w:szCs w:val="19"/>
         </w:rPr>
         <w:t xml:space="preserve">Keep tenant isolation by always scoping tenant data with session.shopId.</w:t>
       </w:r>
     </w:p>
     <w:p>
       <w:pPr>
-        <w:spacing w:after="80"/>
+        <w:spacing w:after="60"/>
       </w:pPr>
       <w:r>
         <w:rPr>
           <w:rFonts w:ascii="Consolas" w:cs="Consolas" w:eastAsia="Consolas" w:hAnsi="Consolas"/>
-          <w:sz w:val="20"/>
-          <w:szCs w:val="20"/>
+          <w:sz w:val="19"/>
+          <w:szCs w:val="19"/>
         </w:rPr>
         <w:t xml:space="preserve">Keep role permissions consistent with src/lib/rbac.ts.</w:t>
       </w:r>
     </w:p>
     <w:p>
       <w:pPr>
-        <w:spacing w:after="80"/>
+        <w:spacing w:after="60"/>
       </w:pPr>
       <w:r>
         <w:rPr>
           <w:rFonts w:ascii="Consolas" w:cs="Consolas" w:eastAsia="Consolas" w:hAnsi="Consolas"/>
-          <w:sz w:val="20"/>
-          <w:szCs w:val="20"/>
+          <w:sz w:val="19"/>
+          <w:szCs w:val="19"/>
         </w:rPr>
         <w:t xml:space="preserve">Before finishing any change, run npm run lint, npm run test, npm run build, and npm audit --audit-level=moderate.</w:t>
       </w:r>
     </w:p>
     <w:p>
       <w:pPr>
-        <w:spacing w:after="80"/>
+        <w:spacing w:after="60"/>
       </w:pPr>
       <w:r>
         <w:rPr>
           <w:rFonts w:ascii="Consolas" w:cs="Consolas" w:eastAsia="Consolas" w:hAnsi="Consolas"/>
-          <w:sz w:val="20"/>
-          <w:szCs w:val="20"/>
+          <w:sz w:val="19"/>
+          <w:szCs w:val="19"/>
         </w:rPr>
         <w:t xml:space="preserve">My deployment target is Railway for the full-stack app and PostgreSQL first, with Cloudflare as DNS/proxy. Only split frontend to Cloudflare later if we refactor the backend into a separate API.</w:t>
       </w:r>
     </w:p>
     <w:p>
       <w:pPr>
-        <w:spacing w:after="80"/>
+        <w:spacing w:after="60"/>
       </w:pPr>
       <w:r>
         <w:rPr>
           <w:rFonts w:ascii="Consolas" w:cs="Consolas" w:eastAsia="Consolas" w:hAnsi="Consolas"/>
-          <w:sz w:val="20"/>
-          <w:szCs w:val="20"/>
+          <w:sz w:val="19"/>
+          <w:szCs w:val="19"/>
         </w:rPr>
         <w:t xml:space="preserve">Paystack uses one platform PAYSTACK_SECRET_KEY on the server. Each shop can store its own Paystack subaccount code and mobile money settlement details in Dashboard &gt; Settings.</w:t>
       </w:r>
     </w:p>
     <w:p>
       <w:pPr>
-        <w:spacing w:after="80"/>
+        <w:spacing w:after="60"/>
       </w:pPr>
       <w:r>
         <w:rPr>
           <w:rFonts w:ascii="Consolas" w:cs="Consolas" w:eastAsia="Consolas" w:hAnsi="Consolas"/>
-          <w:sz w:val="20"/>
-          <w:szCs w:val="20"/>
+          <w:sz w:val="19"/>
+          <w:szCs w:val="19"/>
         </w:rPr>
         <w:t xml:space="preserve">The design studio provides SVG, JSON job, and PLT exports. Exact direct cutter control requires confirming the shop's cutter model, driver, and connection protocol before adding a machine bridge.</w:t>
       </w:r>
@@ -1949,7 +1945,7 @@
     <w:p>
       <w:pPr>
         <w:pStyle w:val="Heading1"/>
-        <w:spacing w:after="120" w:before="160"/>
+        <w:spacing w:after="120" w:before="180"/>
       </w:pPr>
       <w:r>
         <w:rPr>
@@ -1968,7 +1964,41 @@
           <w:ilvl w:val="0"/>
           <w:numId w:val="1"/>
         </w:numPr>
-        <w:spacing w:after="100"/>
+        <w:spacing w:after="80"/>
+      </w:pPr>
+      <w:r>
+        <w:rPr>
+          <w:sz w:val="21"/>
+          <w:szCs w:val="21"/>
+        </w:rPr>
+        <w:t xml:space="preserve">Read docs/source/10_System_Diagnostic_Progress_and_Roadmap.md before starting new work. It contains the latest launch diagnostic, live route checks, known bugs, and the next implementation order.</w:t>
+      </w:r>
+    </w:p>
+    <w:p>
+      <w:pPr>
+        <w:pStyle w:val="ListParagraph"/>
+        <w:numPr>
+          <w:ilvl w:val="0"/>
+          <w:numId w:val="1"/>
+        </w:numPr>
+        <w:spacing w:after="80"/>
+      </w:pPr>
+      <w:r>
+        <w:rPr>
+          <w:sz w:val="21"/>
+          <w:szCs w:val="21"/>
+        </w:rPr>
+        <w:t xml:space="preserve">Launch blockers now include production demo seed safety, page-level dashboard RBAC, transaction-safe stock decrement, design undo/redo/delete, grouped templates, machine connection details, Paystack callback verification, and hardened buyer SMS registration.</w:t>
+      </w:r>
+    </w:p>
+    <w:p>
+      <w:pPr>
+        <w:pStyle w:val="ListParagraph"/>
+        <w:numPr>
+          <w:ilvl w:val="0"/>
+          <w:numId w:val="1"/>
+        </w:numPr>
+        <w:spacing w:after="80"/>
       </w:pPr>
       <w:r>
         <w:rPr>
@@ -1985,7 +2015,7 @@
           <w:ilvl w:val="0"/>
           <w:numId w:val="1"/>
         </w:numPr>
-        <w:spacing w:after="100"/>
+        <w:spacing w:after="80"/>
       </w:pPr>
       <w:r>
         <w:rPr>
@@ -2002,7 +2032,7 @@
           <w:ilvl w:val="0"/>
           <w:numId w:val="1"/>
         </w:numPr>
-        <w:spacing w:after="100"/>
+        <w:spacing w:after="80"/>
       </w:pPr>
       <w:r>
         <w:rPr>
@@ -2019,7 +2049,7 @@
           <w:ilvl w:val="0"/>
           <w:numId w:val="1"/>
         </w:numPr>
-        <w:spacing w:after="100"/>
+        <w:spacing w:after="80"/>
       </w:pPr>
       <w:r>
         <w:rPr>
@@ -2036,7 +2066,7 @@
           <w:ilvl w:val="0"/>
           <w:numId w:val="1"/>
         </w:numPr>
-        <w:spacing w:after="100"/>
+        <w:spacing w:after="80"/>
       </w:pPr>
       <w:r>
         <w:rPr>
@@ -2053,7 +2083,7 @@
           <w:ilvl w:val="0"/>
           <w:numId w:val="1"/>
         </w:numPr>
-        <w:spacing w:after="100"/>
+        <w:spacing w:after="80"/>
       </w:pPr>
       <w:r>
         <w:rPr>
@@ -2070,7 +2100,7 @@
           <w:ilvl w:val="0"/>
           <w:numId w:val="1"/>
         </w:numPr>
-        <w:spacing w:after="100"/>
+        <w:spacing w:after="80"/>
       </w:pPr>
       <w:r>
         <w:rPr>
@@ -2087,7 +2117,7 @@
           <w:ilvl w:val="0"/>
           <w:numId w:val="1"/>
         </w:numPr>
-        <w:spacing w:after="100"/>
+        <w:spacing w:after="80"/>
       </w:pPr>
       <w:r>
         <w:rPr>
@@ -2104,7 +2134,7 @@
           <w:ilvl w:val="0"/>
           <w:numId w:val="1"/>
         </w:numPr>
-        <w:spacing w:after="100"/>
+        <w:spacing w:after="80"/>
       </w:pPr>
       <w:r>
         <w:rPr>
@@ -2121,7 +2151,7 @@
           <w:ilvl w:val="0"/>
           <w:numId w:val="1"/>
         </w:numPr>
-        <w:spacing w:after="100"/>
+        <w:spacing w:after="80"/>
       </w:pPr>
       <w:r>
         <w:rPr>
